--- a/Eze_Dominion_Chapters_5.docx
+++ b/Eze_Dominion_Chapters_5.docx
@@ -2,2033 +2,6 @@
 <file path=word/document.xml><?xml version="1.0" encoding="utf-8"?>
 <w:document xmlns:wpc="http://schemas.microsoft.com/office/word/2010/wordprocessingCanvas" xmlns:mo="http://schemas.microsoft.com/office/mac/office/2008/main" xmlns:mc="http://schemas.openxmlformats.org/markup-compatibility/2006" xmlns:mv="urn:schemas-microsoft-com:mac:vml" xmlns:o="urn:schemas-microsoft-com:office:office" xmlns:r="http://schemas.openxmlformats.org/officeDocument/2006/relationships" xmlns:m="http://schemas.openxmlformats.org/officeDocument/2006/math" xmlns:v="urn:schemas-microsoft-com:vml" xmlns:wp14="http://schemas.microsoft.com/office/word/2010/wordprocessingDrawing" xmlns:wp="http://schemas.openxmlformats.org/drawingml/2006/wordprocessingDrawing" xmlns:w10="urn:schemas-microsoft-com:office:word" xmlns:w="http://schemas.openxmlformats.org/wordprocessingml/2006/main" xmlns:w14="http://schemas.microsoft.com/office/word/2010/wordml" xmlns:wpg="http://schemas.microsoft.com/office/word/2010/wordprocessingGroup" xmlns:wpi="http://schemas.microsoft.com/office/word/2010/wordprocessingInk" xmlns:wne="http://schemas.microsoft.com/office/word/2006/wordml" xmlns:wps="http://schemas.microsoft.com/office/word/2010/wordprocessingShape" mc:Ignorable="w14 wp14">
   <w:body>
-    <w:p>
-      <w:pPr>
-        <w:spacing w:line="240" w:lineRule="auto" w:before="0" w:after="0"/>
-        <w:ind w:firstLine="0"/>
-        <w:jc w:val="center"/>
-      </w:pPr>
-      <w:r>
-        <w:rPr>
-          <w:rFonts w:ascii="Times New Roman" w:hAnsi="Times New Roman" w:eastAsia="Times New Roman"/>
-          <w:b/>
-          <w:i w:val="0"/>
-          <w:sz w:val="28"/>
-        </w:rPr>
-        <w:t>UNIVERSITY OF NIGERIA, NSUKKA</w:t>
-      </w:r>
-    </w:p>
-    <w:p>
-      <w:pPr>
-        <w:spacing w:line="240" w:lineRule="auto" w:before="0" w:after="0"/>
-        <w:ind w:firstLine="0"/>
-        <w:jc w:val="center"/>
-      </w:pPr>
-      <w:r>
-        <w:rPr>
-          <w:rFonts w:ascii="Times New Roman" w:hAnsi="Times New Roman" w:eastAsia="Times New Roman"/>
-          <w:b/>
-          <w:i w:val="0"/>
-          <w:sz w:val="28"/>
-        </w:rPr>
-        <w:t>FACULTY OF PHYSICAL SCIENCES</w:t>
-      </w:r>
-    </w:p>
-    <w:p>
-      <w:pPr>
-        <w:spacing w:line="240" w:lineRule="auto" w:before="0" w:after="0"/>
-        <w:ind w:firstLine="0"/>
-        <w:jc w:val="center"/>
-      </w:pPr>
-      <w:r>
-        <w:rPr>
-          <w:rFonts w:ascii="Times New Roman" w:hAnsi="Times New Roman" w:eastAsia="Times New Roman"/>
-          <w:b/>
-          <w:i w:val="0"/>
-          <w:sz w:val="28"/>
-        </w:rPr>
-        <w:t>DEPARTMENT OF COMPUTER SCIENCE</w:t>
-      </w:r>
-    </w:p>
-    <w:p>
-      <w:pPr>
-        <w:spacing w:line="240" w:lineRule="auto" w:before="0" w:after="0"/>
-        <w:ind w:firstLine="0"/>
-        <w:jc w:val="center"/>
-      </w:pPr>
-      <w:r>
-        <w:rPr>
-          <w:rFonts w:ascii="Times New Roman" w:hAnsi="Times New Roman" w:eastAsia="Times New Roman"/>
-          <w:b w:val="0"/>
-          <w:i w:val="0"/>
-          <w:sz w:val="28"/>
-        </w:rPr>
-      </w:r>
-    </w:p>
-    <w:p>
-      <w:pPr>
-        <w:spacing w:line="240" w:lineRule="auto" w:before="120" w:after="120"/>
-        <w:ind w:firstLine="0"/>
-        <w:jc w:val="center"/>
-      </w:pPr>
-      <w:r>
-        <w:rPr>
-          <w:rFonts w:ascii="Times New Roman" w:hAnsi="Times New Roman" w:eastAsia="Times New Roman"/>
-          <w:b/>
-          <w:i w:val="0"/>
-          <w:sz w:val="28"/>
-        </w:rPr>
-        <w:t>AN ONLINE STUDENTS' SYSTEM FOR PREKNOWLEDGE AND OVERVIEW OF LECTURERS</w:t>
-      </w:r>
-    </w:p>
-    <w:p>
-      <w:pPr>
-        <w:spacing w:line="240" w:lineRule="auto" w:before="0" w:after="0"/>
-        <w:ind w:firstLine="0"/>
-        <w:jc w:val="center"/>
-      </w:pPr>
-      <w:r>
-        <w:rPr>
-          <w:rFonts w:ascii="Times New Roman" w:hAnsi="Times New Roman" w:eastAsia="Times New Roman"/>
-          <w:b w:val="0"/>
-          <w:i w:val="0"/>
-          <w:sz w:val="28"/>
-        </w:rPr>
-      </w:r>
-    </w:p>
-    <w:p>
-      <w:pPr>
-        <w:spacing w:line="240" w:lineRule="auto" w:before="0" w:after="0"/>
-        <w:ind w:firstLine="0"/>
-        <w:jc w:val="center"/>
-      </w:pPr>
-      <w:r>
-        <w:rPr>
-          <w:rFonts w:ascii="Times New Roman" w:hAnsi="Times New Roman" w:eastAsia="Times New Roman"/>
-          <w:b/>
-          <w:i w:val="0"/>
-          <w:sz w:val="28"/>
-        </w:rPr>
-        <w:t>A PROJECT REPORT</w:t>
-      </w:r>
-    </w:p>
-    <w:p>
-      <w:pPr>
-        <w:spacing w:line="240" w:lineRule="auto" w:before="80" w:after="80"/>
-        <w:ind w:firstLine="0"/>
-        <w:jc w:val="center"/>
-      </w:pPr>
-      <w:r>
-        <w:rPr>
-          <w:rFonts w:ascii="Times New Roman" w:hAnsi="Times New Roman" w:eastAsia="Times New Roman"/>
-          <w:b w:val="0"/>
-          <w:i w:val="0"/>
-          <w:sz w:val="28"/>
-        </w:rPr>
-        <w:t>SUBMITTED IN PARTIAL FULFILMENT OF THE REQUIREMENTS FOR THE AWARD OF THE DEGREE OF</w:t>
-      </w:r>
-    </w:p>
-    <w:p>
-      <w:pPr>
-        <w:spacing w:line="240" w:lineRule="auto" w:before="0" w:after="0"/>
-        <w:ind w:firstLine="0"/>
-        <w:jc w:val="center"/>
-      </w:pPr>
-      <w:r>
-        <w:rPr>
-          <w:rFonts w:ascii="Times New Roman" w:hAnsi="Times New Roman" w:eastAsia="Times New Roman"/>
-          <w:b/>
-          <w:i w:val="0"/>
-          <w:sz w:val="28"/>
-        </w:rPr>
-        <w:t>BACHELOR OF SCIENCE (B.Sc.) IN COMPUTER SCIENCE</w:t>
-      </w:r>
-    </w:p>
-    <w:p>
-      <w:pPr>
-        <w:spacing w:line="240" w:lineRule="auto" w:before="0" w:after="0"/>
-        <w:ind w:firstLine="0"/>
-        <w:jc w:val="center"/>
-      </w:pPr>
-      <w:r>
-        <w:rPr>
-          <w:rFonts w:ascii="Times New Roman" w:hAnsi="Times New Roman" w:eastAsia="Times New Roman"/>
-          <w:b w:val="0"/>
-          <w:i w:val="0"/>
-          <w:sz w:val="28"/>
-        </w:rPr>
-      </w:r>
-    </w:p>
-    <w:p>
-      <w:pPr>
-        <w:spacing w:line="240" w:lineRule="auto" w:before="0" w:after="0"/>
-        <w:ind w:firstLine="0"/>
-        <w:jc w:val="center"/>
-      </w:pPr>
-      <w:r>
-        <w:rPr>
-          <w:rFonts w:ascii="Times New Roman" w:hAnsi="Times New Roman" w:eastAsia="Times New Roman"/>
-          <w:b/>
-          <w:i w:val="0"/>
-          <w:sz w:val="28"/>
-        </w:rPr>
-        <w:t>BY</w:t>
-      </w:r>
-    </w:p>
-    <w:p>
-      <w:pPr>
-        <w:spacing w:line="240" w:lineRule="auto" w:before="0" w:after="0"/>
-        <w:ind w:firstLine="0"/>
-        <w:jc w:val="center"/>
-      </w:pPr>
-      <w:r>
-        <w:rPr>
-          <w:rFonts w:ascii="Times New Roman" w:hAnsi="Times New Roman" w:eastAsia="Times New Roman"/>
-          <w:b w:val="0"/>
-          <w:i w:val="0"/>
-          <w:sz w:val="28"/>
-        </w:rPr>
-      </w:r>
-    </w:p>
-    <w:p>
-      <w:pPr>
-        <w:spacing w:line="240" w:lineRule="auto" w:before="0" w:after="0"/>
-        <w:ind w:firstLine="0"/>
-        <w:jc w:val="center"/>
-      </w:pPr>
-      <w:r>
-        <w:rPr>
-          <w:rFonts w:ascii="Times New Roman" w:hAnsi="Times New Roman" w:eastAsia="Times New Roman"/>
-          <w:b/>
-          <w:i w:val="0"/>
-          <w:sz w:val="28"/>
-        </w:rPr>
-        <w:t>EZE DOMINION CHIBUIKEM</w:t>
-      </w:r>
-    </w:p>
-    <w:p>
-      <w:pPr>
-        <w:spacing w:line="240" w:lineRule="auto" w:before="0" w:after="0"/>
-        <w:ind w:firstLine="0"/>
-        <w:jc w:val="center"/>
-      </w:pPr>
-      <w:r>
-        <w:rPr>
-          <w:rFonts w:ascii="Times New Roman" w:hAnsi="Times New Roman" w:eastAsia="Times New Roman"/>
-          <w:b/>
-          <w:i w:val="0"/>
-          <w:sz w:val="28"/>
-        </w:rPr>
-        <w:t>REGISTRATION NUMBER: 2022/249776</w:t>
-      </w:r>
-    </w:p>
-    <w:p>
-      <w:pPr>
-        <w:spacing w:line="240" w:lineRule="auto" w:before="0" w:after="0"/>
-        <w:ind w:firstLine="0"/>
-        <w:jc w:val="center"/>
-      </w:pPr>
-      <w:r>
-        <w:rPr>
-          <w:rFonts w:ascii="Times New Roman" w:hAnsi="Times New Roman" w:eastAsia="Times New Roman"/>
-          <w:b w:val="0"/>
-          <w:i w:val="0"/>
-          <w:sz w:val="28"/>
-        </w:rPr>
-      </w:r>
-    </w:p>
-    <w:p>
-      <w:pPr>
-        <w:spacing w:line="240" w:lineRule="auto" w:before="0" w:after="0"/>
-        <w:ind w:firstLine="0"/>
-        <w:jc w:val="center"/>
-      </w:pPr>
-      <w:r>
-        <w:rPr>
-          <w:rFonts w:ascii="Times New Roman" w:hAnsi="Times New Roman" w:eastAsia="Times New Roman"/>
-          <w:b w:val="0"/>
-          <w:i w:val="0"/>
-          <w:sz w:val="28"/>
-        </w:rPr>
-      </w:r>
-    </w:p>
-    <w:p>
-      <w:pPr>
-        <w:spacing w:line="240" w:lineRule="auto" w:before="0" w:after="0"/>
-        <w:ind w:firstLine="0"/>
-        <w:jc w:val="center"/>
-      </w:pPr>
-      <w:r>
-        <w:rPr>
-          <w:rFonts w:ascii="Times New Roman" w:hAnsi="Times New Roman" w:eastAsia="Times New Roman"/>
-          <w:b/>
-          <w:i w:val="0"/>
-          <w:sz w:val="28"/>
-        </w:rPr>
-        <w:t>SUPERVISOR: DR. E. C. UKEKWE</w:t>
-      </w:r>
-    </w:p>
-    <w:p>
-      <w:pPr>
-        <w:spacing w:line="240" w:lineRule="auto" w:before="0" w:after="0"/>
-        <w:ind w:firstLine="0"/>
-        <w:jc w:val="center"/>
-      </w:pPr>
-      <w:r>
-        <w:rPr>
-          <w:rFonts w:ascii="Times New Roman" w:hAnsi="Times New Roman" w:eastAsia="Times New Roman"/>
-          <w:b w:val="0"/>
-          <w:i w:val="0"/>
-          <w:sz w:val="28"/>
-        </w:rPr>
-      </w:r>
-    </w:p>
-    <w:p>
-      <w:pPr>
-        <w:spacing w:line="240" w:lineRule="auto" w:before="0" w:after="0"/>
-        <w:ind w:firstLine="0"/>
-        <w:jc w:val="center"/>
-      </w:pPr>
-      <w:r>
-        <w:rPr>
-          <w:rFonts w:ascii="Times New Roman" w:hAnsi="Times New Roman" w:eastAsia="Times New Roman"/>
-          <w:b/>
-          <w:i w:val="0"/>
-          <w:sz w:val="28"/>
-        </w:rPr>
-        <w:t>JULY, 2026</w:t>
-      </w:r>
-    </w:p>
-    <w:p>
-      <w:r>
-        <w:br w:type="page"/>
-      </w:r>
-    </w:p>
-    <w:p>
-      <w:pPr>
-        <w:spacing w:line="360" w:lineRule="auto" w:before="0" w:after="80"/>
-        <w:ind w:firstLine="0"/>
-        <w:jc w:val="center"/>
-      </w:pPr>
-      <w:r>
-        <w:rPr>
-          <w:rFonts w:ascii="Times New Roman" w:hAnsi="Times New Roman" w:eastAsia="Times New Roman"/>
-          <w:b/>
-          <w:i w:val="0"/>
-          <w:sz w:val="28"/>
-        </w:rPr>
-        <w:t>DECLARATION</w:t>
-      </w:r>
-    </w:p>
-    <w:p>
-      <w:pPr>
-        <w:spacing w:line="360" w:lineRule="auto" w:before="0" w:after="0"/>
-        <w:ind w:firstLine="720"/>
-        <w:jc w:val="both"/>
-      </w:pPr>
-      <w:r>
-        <w:rPr>
-          <w:rFonts w:ascii="Times New Roman" w:hAnsi="Times New Roman" w:eastAsia="Times New Roman"/>
-          <w:b w:val="0"/>
-          <w:i w:val="0"/>
-          <w:sz w:val="28"/>
-        </w:rPr>
-        <w:t>I, Eze Dominion Chibuikem (2022/249776), declare that this project titled "An Online Students' System for Preknowledge and Overview of Lecturers" is my original work. It has not been submitted elsewhere for any degree. Sources used have been acknowledged, and the system was developed under academic supervision in the Department of Computer Science, University of Nigeria, Nsukka.</w:t>
-      </w:r>
-    </w:p>
-    <w:p>
-      <w:pPr>
-        <w:spacing w:line="360" w:lineRule="auto" w:before="0" w:after="0"/>
-        <w:ind w:firstLine="0"/>
-        <w:jc w:val="center"/>
-      </w:pPr>
-      <w:r>
-        <w:rPr>
-          <w:rFonts w:ascii="Times New Roman" w:hAnsi="Times New Roman" w:eastAsia="Times New Roman"/>
-          <w:b w:val="0"/>
-          <w:i w:val="0"/>
-          <w:sz w:val="28"/>
-        </w:rPr>
-      </w:r>
-    </w:p>
-    <w:p>
-      <w:pPr>
-        <w:spacing w:line="240" w:lineRule="auto" w:before="0" w:after="0"/>
-        <w:ind w:firstLine="0"/>
-        <w:jc w:val="left"/>
-      </w:pPr>
-      <w:r>
-        <w:rPr>
-          <w:rFonts w:ascii="Times New Roman" w:hAnsi="Times New Roman" w:eastAsia="Times New Roman"/>
-          <w:b w:val="0"/>
-          <w:i w:val="0"/>
-          <w:sz w:val="28"/>
-        </w:rPr>
-        <w:t>_______________________________</w:t>
-      </w:r>
-    </w:p>
-    <w:p>
-      <w:pPr>
-        <w:spacing w:line="240" w:lineRule="auto" w:before="0" w:after="0"/>
-        <w:ind w:firstLine="0"/>
-        <w:jc w:val="left"/>
-      </w:pPr>
-      <w:r>
-        <w:rPr>
-          <w:rFonts w:ascii="Times New Roman" w:hAnsi="Times New Roman" w:eastAsia="Times New Roman"/>
-          <w:b/>
-          <w:i w:val="0"/>
-          <w:sz w:val="28"/>
-        </w:rPr>
-        <w:t>Eze Dominion Chibuikem</w:t>
-      </w:r>
-    </w:p>
-    <w:p>
-      <w:pPr>
-        <w:spacing w:line="240" w:lineRule="auto" w:before="0" w:after="0"/>
-        <w:ind w:firstLine="0"/>
-        <w:jc w:val="left"/>
-      </w:pPr>
-      <w:r>
-        <w:rPr>
-          <w:rFonts w:ascii="Times New Roman" w:hAnsi="Times New Roman" w:eastAsia="Times New Roman"/>
-          <w:b w:val="0"/>
-          <w:i w:val="0"/>
-          <w:sz w:val="28"/>
-        </w:rPr>
-        <w:t>Date: ____________________</w:t>
-      </w:r>
-    </w:p>
-    <w:p>
-      <w:r>
-        <w:br w:type="page"/>
-      </w:r>
-    </w:p>
-    <w:p>
-      <w:pPr>
-        <w:spacing w:line="360" w:lineRule="auto" w:before="0" w:after="80"/>
-        <w:ind w:firstLine="0"/>
-        <w:jc w:val="center"/>
-      </w:pPr>
-      <w:r>
-        <w:rPr>
-          <w:rFonts w:ascii="Times New Roman" w:hAnsi="Times New Roman" w:eastAsia="Times New Roman"/>
-          <w:b/>
-          <w:i w:val="0"/>
-          <w:sz w:val="28"/>
-        </w:rPr>
-        <w:t>CERTIFICATION</w:t>
-      </w:r>
-    </w:p>
-    <w:p>
-      <w:pPr>
-        <w:spacing w:line="360" w:lineRule="auto" w:before="0" w:after="0"/>
-        <w:ind w:firstLine="720"/>
-        <w:jc w:val="both"/>
-      </w:pPr>
-      <w:r>
-        <w:rPr>
-          <w:rFonts w:ascii="Times New Roman" w:hAnsi="Times New Roman" w:eastAsia="Times New Roman"/>
-          <w:b w:val="0"/>
-          <w:i w:val="0"/>
-          <w:sz w:val="28"/>
-        </w:rPr>
-        <w:t>This is to certify that this project titled "An Online Students' System for Preknowledge and Overview of Lecturers" was carried out by Eze Dominion Chibuikem (2022/249776) under my supervision and is approved for submission for the B.Sc. degree in Computer Science, University of Nigeria, Nsukka.</w:t>
-      </w:r>
-    </w:p>
-    <w:p>
-      <w:pPr>
-        <w:spacing w:line="360" w:lineRule="auto" w:before="0" w:after="0"/>
-        <w:ind w:firstLine="0"/>
-        <w:jc w:val="center"/>
-      </w:pPr>
-      <w:r>
-        <w:rPr>
-          <w:rFonts w:ascii="Times New Roman" w:hAnsi="Times New Roman" w:eastAsia="Times New Roman"/>
-          <w:b w:val="0"/>
-          <w:i w:val="0"/>
-          <w:sz w:val="28"/>
-        </w:rPr>
-      </w:r>
-    </w:p>
-    <w:p>
-      <w:pPr>
-        <w:spacing w:line="240" w:lineRule="auto" w:before="0" w:after="0"/>
-        <w:ind w:firstLine="0"/>
-        <w:jc w:val="left"/>
-      </w:pPr>
-      <w:r>
-        <w:rPr>
-          <w:rFonts w:ascii="Times New Roman" w:hAnsi="Times New Roman" w:eastAsia="Times New Roman"/>
-          <w:b w:val="0"/>
-          <w:i w:val="0"/>
-          <w:sz w:val="28"/>
-        </w:rPr>
-        <w:t>_______________________________</w:t>
-      </w:r>
-    </w:p>
-    <w:p>
-      <w:pPr>
-        <w:spacing w:line="240" w:lineRule="auto" w:before="0" w:after="0"/>
-        <w:ind w:firstLine="0"/>
-        <w:jc w:val="left"/>
-      </w:pPr>
-      <w:r>
-        <w:rPr>
-          <w:rFonts w:ascii="Times New Roman" w:hAnsi="Times New Roman" w:eastAsia="Times New Roman"/>
-          <w:b/>
-          <w:i w:val="0"/>
-          <w:sz w:val="28"/>
-        </w:rPr>
-        <w:t>Dr. E. C. Ukekwe</w:t>
-      </w:r>
-    </w:p>
-    <w:p>
-      <w:pPr>
-        <w:spacing w:line="240" w:lineRule="auto" w:before="0" w:after="0"/>
-        <w:ind w:firstLine="0"/>
-        <w:jc w:val="left"/>
-      </w:pPr>
-      <w:r>
-        <w:rPr>
-          <w:rFonts w:ascii="Times New Roman" w:hAnsi="Times New Roman" w:eastAsia="Times New Roman"/>
-          <w:b/>
-          <w:i w:val="0"/>
-          <w:sz w:val="28"/>
-        </w:rPr>
-        <w:t>Supervisor</w:t>
-      </w:r>
-    </w:p>
-    <w:p>
-      <w:pPr>
-        <w:spacing w:line="240" w:lineRule="auto" w:before="0" w:after="0"/>
-        <w:ind w:firstLine="0"/>
-        <w:jc w:val="left"/>
-      </w:pPr>
-      <w:r>
-        <w:rPr>
-          <w:rFonts w:ascii="Times New Roman" w:hAnsi="Times New Roman" w:eastAsia="Times New Roman"/>
-          <w:b w:val="0"/>
-          <w:i w:val="0"/>
-          <w:sz w:val="28"/>
-        </w:rPr>
-        <w:t>Date: ____________________</w:t>
-      </w:r>
-    </w:p>
-    <w:p>
-      <w:pPr>
-        <w:spacing w:line="240" w:lineRule="auto" w:before="0" w:after="0"/>
-        <w:ind w:firstLine="0"/>
-        <w:jc w:val="center"/>
-      </w:pPr>
-      <w:r>
-        <w:rPr>
-          <w:rFonts w:ascii="Times New Roman" w:hAnsi="Times New Roman" w:eastAsia="Times New Roman"/>
-          <w:b w:val="0"/>
-          <w:i w:val="0"/>
-          <w:sz w:val="28"/>
-        </w:rPr>
-      </w:r>
-    </w:p>
-    <w:p>
-      <w:pPr>
-        <w:spacing w:line="240" w:lineRule="auto" w:before="0" w:after="0"/>
-        <w:ind w:firstLine="0"/>
-        <w:jc w:val="left"/>
-      </w:pPr>
-      <w:r>
-        <w:rPr>
-          <w:rFonts w:ascii="Times New Roman" w:hAnsi="Times New Roman" w:eastAsia="Times New Roman"/>
-          <w:b w:val="0"/>
-          <w:i w:val="0"/>
-          <w:sz w:val="28"/>
-        </w:rPr>
-        <w:t>_______________________________</w:t>
-      </w:r>
-    </w:p>
-    <w:p>
-      <w:pPr>
-        <w:spacing w:line="240" w:lineRule="auto" w:before="0" w:after="0"/>
-        <w:ind w:firstLine="0"/>
-        <w:jc w:val="left"/>
-      </w:pPr>
-      <w:r>
-        <w:rPr>
-          <w:rFonts w:ascii="Times New Roman" w:hAnsi="Times New Roman" w:eastAsia="Times New Roman"/>
-          <w:b/>
-          <w:i w:val="0"/>
-          <w:sz w:val="28"/>
-        </w:rPr>
-        <w:t>Head of Department</w:t>
-      </w:r>
-    </w:p>
-    <w:p>
-      <w:pPr>
-        <w:spacing w:line="240" w:lineRule="auto" w:before="0" w:after="0"/>
-        <w:ind w:firstLine="0"/>
-        <w:jc w:val="left"/>
-      </w:pPr>
-      <w:r>
-        <w:rPr>
-          <w:rFonts w:ascii="Times New Roman" w:hAnsi="Times New Roman" w:eastAsia="Times New Roman"/>
-          <w:b w:val="0"/>
-          <w:i w:val="0"/>
-          <w:sz w:val="28"/>
-        </w:rPr>
-        <w:t>Date: ____________________</w:t>
-      </w:r>
-    </w:p>
-    <w:p>
-      <w:pPr>
-        <w:spacing w:line="240" w:lineRule="auto" w:before="0" w:after="0"/>
-        <w:ind w:firstLine="0"/>
-        <w:jc w:val="center"/>
-      </w:pPr>
-      <w:r>
-        <w:rPr>
-          <w:rFonts w:ascii="Times New Roman" w:hAnsi="Times New Roman" w:eastAsia="Times New Roman"/>
-          <w:b w:val="0"/>
-          <w:i w:val="0"/>
-          <w:sz w:val="28"/>
-        </w:rPr>
-      </w:r>
-    </w:p>
-    <w:p>
-      <w:pPr>
-        <w:spacing w:line="240" w:lineRule="auto" w:before="0" w:after="0"/>
-        <w:ind w:firstLine="0"/>
-        <w:jc w:val="left"/>
-      </w:pPr>
-      <w:r>
-        <w:rPr>
-          <w:rFonts w:ascii="Times New Roman" w:hAnsi="Times New Roman" w:eastAsia="Times New Roman"/>
-          <w:b w:val="0"/>
-          <w:i w:val="0"/>
-          <w:sz w:val="28"/>
-        </w:rPr>
-        <w:t>_______________________________</w:t>
-      </w:r>
-    </w:p>
-    <w:p>
-      <w:pPr>
-        <w:spacing w:line="240" w:lineRule="auto" w:before="0" w:after="0"/>
-        <w:ind w:firstLine="0"/>
-        <w:jc w:val="left"/>
-      </w:pPr>
-      <w:r>
-        <w:rPr>
-          <w:rFonts w:ascii="Times New Roman" w:hAnsi="Times New Roman" w:eastAsia="Times New Roman"/>
-          <w:b/>
-          <w:i w:val="0"/>
-          <w:sz w:val="28"/>
-        </w:rPr>
-        <w:t>External Examiner</w:t>
-      </w:r>
-    </w:p>
-    <w:p>
-      <w:pPr>
-        <w:spacing w:line="240" w:lineRule="auto" w:before="0" w:after="0"/>
-        <w:ind w:firstLine="0"/>
-        <w:jc w:val="left"/>
-      </w:pPr>
-      <w:r>
-        <w:rPr>
-          <w:rFonts w:ascii="Times New Roman" w:hAnsi="Times New Roman" w:eastAsia="Times New Roman"/>
-          <w:b w:val="0"/>
-          <w:i w:val="0"/>
-          <w:sz w:val="28"/>
-        </w:rPr>
-        <w:t>Date: ____________________</w:t>
-      </w:r>
-    </w:p>
-    <w:p>
-      <w:r>
-        <w:br w:type="page"/>
-      </w:r>
-    </w:p>
-    <w:p>
-      <w:pPr>
-        <w:spacing w:line="360" w:lineRule="auto" w:before="0" w:after="80"/>
-        <w:ind w:firstLine="0"/>
-        <w:jc w:val="center"/>
-      </w:pPr>
-      <w:r>
-        <w:rPr>
-          <w:rFonts w:ascii="Times New Roman" w:hAnsi="Times New Roman" w:eastAsia="Times New Roman"/>
-          <w:b/>
-          <w:i w:val="0"/>
-          <w:sz w:val="28"/>
-        </w:rPr>
-        <w:t>DEDICATION</w:t>
-      </w:r>
-    </w:p>
-    <w:p>
-      <w:pPr>
-        <w:spacing w:line="360" w:lineRule="auto" w:before="0" w:after="0"/>
-        <w:ind w:firstLine="720"/>
-        <w:jc w:val="both"/>
-      </w:pPr>
-      <w:r>
-        <w:rPr>
-          <w:rFonts w:ascii="Times New Roman" w:hAnsi="Times New Roman" w:eastAsia="Times New Roman"/>
-          <w:b w:val="0"/>
-          <w:i w:val="0"/>
-          <w:sz w:val="28"/>
-        </w:rPr>
-        <w:t>This work is dedicated to God Almighty and to my family for their support throughout my undergraduate programme.</w:t>
-      </w:r>
-    </w:p>
-    <w:p>
-      <w:r>
-        <w:br w:type="page"/>
-      </w:r>
-    </w:p>
-    <w:p>
-      <w:pPr>
-        <w:spacing w:line="360" w:lineRule="auto" w:before="0" w:after="80"/>
-        <w:ind w:firstLine="0"/>
-        <w:jc w:val="center"/>
-      </w:pPr>
-      <w:r>
-        <w:rPr>
-          <w:rFonts w:ascii="Times New Roman" w:hAnsi="Times New Roman" w:eastAsia="Times New Roman"/>
-          <w:b/>
-          <w:i w:val="0"/>
-          <w:sz w:val="28"/>
-        </w:rPr>
-        <w:t>ACKNOWLEDGEMENTS</w:t>
-      </w:r>
-    </w:p>
-    <w:p>
-      <w:pPr>
-        <w:spacing w:line="360" w:lineRule="auto" w:before="0" w:after="0"/>
-        <w:ind w:firstLine="720"/>
-        <w:jc w:val="both"/>
-      </w:pPr>
-      <w:r>
-        <w:rPr>
-          <w:rFonts w:ascii="Times New Roman" w:hAnsi="Times New Roman" w:eastAsia="Times New Roman"/>
-          <w:b w:val="0"/>
-          <w:i w:val="0"/>
-          <w:sz w:val="28"/>
-        </w:rPr>
-        <w:t>I thank God for the grace to complete this project. I am grateful to my supervisor, Dr. E. C. Ukekwe, for guidance and constructive criticism. I thank the Head of Department and staff of Computer Science, UNN, the lecturers and students who participated in interviews and assessments, and my family and friends for their support. Any remaining errors are mine alone.</w:t>
-      </w:r>
-    </w:p>
-    <w:p>
-      <w:r>
-        <w:br w:type="page"/>
-      </w:r>
-    </w:p>
-    <w:p>
-      <w:pPr>
-        <w:spacing w:line="360" w:lineRule="auto" w:before="0" w:after="80"/>
-        <w:ind w:firstLine="0"/>
-        <w:jc w:val="center"/>
-      </w:pPr>
-      <w:r>
-        <w:rPr>
-          <w:rFonts w:ascii="Times New Roman" w:hAnsi="Times New Roman" w:eastAsia="Times New Roman"/>
-          <w:b/>
-          <w:i w:val="0"/>
-          <w:sz w:val="28"/>
-        </w:rPr>
-        <w:t>ABSTRACT</w:t>
-      </w:r>
-    </w:p>
-    <w:p>
-      <w:pPr>
-        <w:spacing w:line="360" w:lineRule="auto" w:before="0" w:after="0"/>
-        <w:ind w:firstLine="720"/>
-        <w:jc w:val="both"/>
-      </w:pPr>
-      <w:r>
-        <w:rPr>
-          <w:rFonts w:ascii="Times New Roman" w:hAnsi="Times New Roman" w:eastAsia="Times New Roman"/>
-          <w:b w:val="0"/>
-          <w:i w:val="0"/>
-          <w:sz w:val="28"/>
-        </w:rPr>
-        <w:t>Many undergraduates struggle in courses not only from weak subject mastery, but from lack of reliable early information about how lecturers teach. At UNN and similar campuses, freshers often depend on senior colleagues' stories, which can be incomplete or outdated. Students then fail to adjust study strategies, while capable lecturers repeatedly rebuild reputations damaged by misconception. This study designed and developed an online students' system for preknowledge and overview of lecturers in the Department of Computer Science, University of Nigeria, Nsukka. Objectives were to ascertain eight assessment qualities through separate oral lecturer interviews with note-taking and later compilation (interactiveness, audibility, availability of lecture notes, class control, communication, punctuality, fairness in assessment, and approachability); design an automated student response form; and develop a PHP/MySQL portal with charts for aggregated overview. A mixed developmental design combined interviews (n = 3 lecturers), stratified student sampling (n = 80), and waterfall-leaning SDLC implementation. Findings supported the eight qualities, high acceptance of the anonymous form, and high usefulness of chart-based preknowledge; both null hypotheses were rejected. The study concludes that rumour-driven orientation is an information problem solvable with a formative, multidimensional portal, and recommends departmental adoption with privacy safeguards.</w:t>
-      </w:r>
-    </w:p>
-    <w:p>
-      <w:pPr>
-        <w:spacing w:line="360" w:lineRule="auto" w:before="160" w:after="0"/>
-        <w:ind w:firstLine="0"/>
-        <w:jc w:val="both"/>
-      </w:pPr>
-      <w:r>
-        <w:rPr>
-          <w:rFonts w:ascii="Times New Roman" w:hAnsi="Times New Roman" w:eastAsia="Times New Roman"/>
-          <w:b/>
-          <w:i w:val="0"/>
-          <w:sz w:val="28"/>
-        </w:rPr>
-        <w:t>Keywords:</w:t>
-      </w:r>
-      <w:r>
-        <w:rPr>
-          <w:rFonts w:ascii="Times New Roman" w:hAnsi="Times New Roman" w:eastAsia="Times New Roman"/>
-          <w:b w:val="0"/>
-          <w:i w:val="0"/>
-          <w:sz w:val="28"/>
-        </w:rPr>
-        <w:t xml:space="preserve"> lecturer overview, preknowledge, student evaluation of teaching, PHP, University of Nigeria Nsukka</w:t>
-      </w:r>
-    </w:p>
-    <w:p>
-      <w:r>
-        <w:br w:type="page"/>
-      </w:r>
-    </w:p>
-    <w:p>
-      <w:pPr>
-        <w:spacing w:line="360" w:lineRule="auto" w:before="0" w:after="80"/>
-        <w:ind w:firstLine="0"/>
-        <w:jc w:val="center"/>
-      </w:pPr>
-      <w:r>
-        <w:rPr>
-          <w:rFonts w:ascii="Times New Roman" w:hAnsi="Times New Roman" w:eastAsia="Times New Roman"/>
-          <w:b/>
-          <w:i w:val="0"/>
-          <w:sz w:val="28"/>
-        </w:rPr>
-        <w:t>TABLE OF CONTENTS</w:t>
-      </w:r>
-    </w:p>
-    <w:p>
-      <w:pPr>
-        <w:tabs>
-          <w:tab w:pos="7920" w:val="right" w:leader="dot"/>
-        </w:tabs>
-        <w:spacing w:line="360" w:lineRule="auto" w:before="0" w:after="0"/>
-        <w:ind w:firstLine="0"/>
-        <w:jc w:val="left"/>
-      </w:pPr>
-      <w:r>
-        <w:rPr>
-          <w:rFonts w:ascii="Times New Roman" w:hAnsi="Times New Roman" w:eastAsia="Times New Roman"/>
-          <w:b w:val="0"/>
-          <w:i w:val="0"/>
-          <w:sz w:val="28"/>
-        </w:rPr>
-        <w:t>Title Page</w:t>
-      </w:r>
-      <w:r>
-        <w:rPr>
-          <w:rFonts w:ascii="Times New Roman" w:hAnsi="Times New Roman" w:eastAsia="Times New Roman"/>
-          <w:b w:val="0"/>
-          <w:i w:val="0"/>
-          <w:sz w:val="28"/>
-        </w:rPr>
-        <w:tab/>
-        <w:t>i</w:t>
-      </w:r>
-    </w:p>
-    <w:p>
-      <w:pPr>
-        <w:tabs>
-          <w:tab w:pos="7920" w:val="right" w:leader="dot"/>
-        </w:tabs>
-        <w:spacing w:line="360" w:lineRule="auto" w:before="0" w:after="0"/>
-        <w:ind w:firstLine="0"/>
-        <w:jc w:val="left"/>
-      </w:pPr>
-      <w:r>
-        <w:rPr>
-          <w:rFonts w:ascii="Times New Roman" w:hAnsi="Times New Roman" w:eastAsia="Times New Roman"/>
-          <w:b w:val="0"/>
-          <w:i w:val="0"/>
-          <w:sz w:val="28"/>
-        </w:rPr>
-        <w:t>Declaration</w:t>
-      </w:r>
-      <w:r>
-        <w:rPr>
-          <w:rFonts w:ascii="Times New Roman" w:hAnsi="Times New Roman" w:eastAsia="Times New Roman"/>
-          <w:b w:val="0"/>
-          <w:i w:val="0"/>
-          <w:sz w:val="28"/>
-        </w:rPr>
-        <w:tab/>
-        <w:t>ii</w:t>
-      </w:r>
-    </w:p>
-    <w:p>
-      <w:pPr>
-        <w:tabs>
-          <w:tab w:pos="7920" w:val="right" w:leader="dot"/>
-        </w:tabs>
-        <w:spacing w:line="360" w:lineRule="auto" w:before="0" w:after="0"/>
-        <w:ind w:firstLine="0"/>
-        <w:jc w:val="left"/>
-      </w:pPr>
-      <w:r>
-        <w:rPr>
-          <w:rFonts w:ascii="Times New Roman" w:hAnsi="Times New Roman" w:eastAsia="Times New Roman"/>
-          <w:b w:val="0"/>
-          <w:i w:val="0"/>
-          <w:sz w:val="28"/>
-        </w:rPr>
-        <w:t>Certification</w:t>
-      </w:r>
-      <w:r>
-        <w:rPr>
-          <w:rFonts w:ascii="Times New Roman" w:hAnsi="Times New Roman" w:eastAsia="Times New Roman"/>
-          <w:b w:val="0"/>
-          <w:i w:val="0"/>
-          <w:sz w:val="28"/>
-        </w:rPr>
-        <w:tab/>
-        <w:t>iii</w:t>
-      </w:r>
-    </w:p>
-    <w:p>
-      <w:pPr>
-        <w:tabs>
-          <w:tab w:pos="7920" w:val="right" w:leader="dot"/>
-        </w:tabs>
-        <w:spacing w:line="360" w:lineRule="auto" w:before="0" w:after="0"/>
-        <w:ind w:firstLine="0"/>
-        <w:jc w:val="left"/>
-      </w:pPr>
-      <w:r>
-        <w:rPr>
-          <w:rFonts w:ascii="Times New Roman" w:hAnsi="Times New Roman" w:eastAsia="Times New Roman"/>
-          <w:b w:val="0"/>
-          <w:i w:val="0"/>
-          <w:sz w:val="28"/>
-        </w:rPr>
-        <w:t>Dedication</w:t>
-      </w:r>
-      <w:r>
-        <w:rPr>
-          <w:rFonts w:ascii="Times New Roman" w:hAnsi="Times New Roman" w:eastAsia="Times New Roman"/>
-          <w:b w:val="0"/>
-          <w:i w:val="0"/>
-          <w:sz w:val="28"/>
-        </w:rPr>
-        <w:tab/>
-        <w:t>iv</w:t>
-      </w:r>
-    </w:p>
-    <w:p>
-      <w:pPr>
-        <w:tabs>
-          <w:tab w:pos="7920" w:val="right" w:leader="dot"/>
-        </w:tabs>
-        <w:spacing w:line="360" w:lineRule="auto" w:before="0" w:after="0"/>
-        <w:ind w:firstLine="0"/>
-        <w:jc w:val="left"/>
-      </w:pPr>
-      <w:r>
-        <w:rPr>
-          <w:rFonts w:ascii="Times New Roman" w:hAnsi="Times New Roman" w:eastAsia="Times New Roman"/>
-          <w:b w:val="0"/>
-          <w:i w:val="0"/>
-          <w:sz w:val="28"/>
-        </w:rPr>
-        <w:t>Acknowledgements</w:t>
-      </w:r>
-      <w:r>
-        <w:rPr>
-          <w:rFonts w:ascii="Times New Roman" w:hAnsi="Times New Roman" w:eastAsia="Times New Roman"/>
-          <w:b w:val="0"/>
-          <w:i w:val="0"/>
-          <w:sz w:val="28"/>
-        </w:rPr>
-        <w:tab/>
-        <w:t>v</w:t>
-      </w:r>
-    </w:p>
-    <w:p>
-      <w:pPr>
-        <w:tabs>
-          <w:tab w:pos="7920" w:val="right" w:leader="dot"/>
-        </w:tabs>
-        <w:spacing w:line="360" w:lineRule="auto" w:before="0" w:after="0"/>
-        <w:ind w:firstLine="0"/>
-        <w:jc w:val="left"/>
-      </w:pPr>
-      <w:r>
-        <w:rPr>
-          <w:rFonts w:ascii="Times New Roman" w:hAnsi="Times New Roman" w:eastAsia="Times New Roman"/>
-          <w:b w:val="0"/>
-          <w:i w:val="0"/>
-          <w:sz w:val="28"/>
-        </w:rPr>
-        <w:t>Abstract</w:t>
-      </w:r>
-      <w:r>
-        <w:rPr>
-          <w:rFonts w:ascii="Times New Roman" w:hAnsi="Times New Roman" w:eastAsia="Times New Roman"/>
-          <w:b w:val="0"/>
-          <w:i w:val="0"/>
-          <w:sz w:val="28"/>
-        </w:rPr>
-        <w:tab/>
-        <w:t>vi</w:t>
-      </w:r>
-    </w:p>
-    <w:p>
-      <w:pPr>
-        <w:tabs>
-          <w:tab w:pos="7920" w:val="right" w:leader="dot"/>
-        </w:tabs>
-        <w:spacing w:line="360" w:lineRule="auto" w:before="0" w:after="0"/>
-        <w:ind w:firstLine="0"/>
-        <w:jc w:val="left"/>
-      </w:pPr>
-      <w:r>
-        <w:rPr>
-          <w:rFonts w:ascii="Times New Roman" w:hAnsi="Times New Roman" w:eastAsia="Times New Roman"/>
-          <w:b w:val="0"/>
-          <w:i w:val="0"/>
-          <w:sz w:val="28"/>
-        </w:rPr>
-        <w:t>Table of Contents</w:t>
-      </w:r>
-      <w:r>
-        <w:rPr>
-          <w:rFonts w:ascii="Times New Roman" w:hAnsi="Times New Roman" w:eastAsia="Times New Roman"/>
-          <w:b w:val="0"/>
-          <w:i w:val="0"/>
-          <w:sz w:val="28"/>
-        </w:rPr>
-        <w:tab/>
-        <w:t>vii</w:t>
-      </w:r>
-    </w:p>
-    <w:p>
-      <w:pPr>
-        <w:tabs>
-          <w:tab w:pos="7920" w:val="right" w:leader="dot"/>
-        </w:tabs>
-        <w:spacing w:line="360" w:lineRule="auto" w:before="0" w:after="0"/>
-        <w:ind w:firstLine="0"/>
-        <w:jc w:val="left"/>
-      </w:pPr>
-      <w:r>
-        <w:rPr>
-          <w:rFonts w:ascii="Times New Roman" w:hAnsi="Times New Roman" w:eastAsia="Times New Roman"/>
-          <w:b w:val="0"/>
-          <w:i w:val="0"/>
-          <w:sz w:val="28"/>
-        </w:rPr>
-        <w:t>List of Tables</w:t>
-      </w:r>
-      <w:r>
-        <w:rPr>
-          <w:rFonts w:ascii="Times New Roman" w:hAnsi="Times New Roman" w:eastAsia="Times New Roman"/>
-          <w:b w:val="0"/>
-          <w:i w:val="0"/>
-          <w:sz w:val="28"/>
-        </w:rPr>
-        <w:tab/>
-        <w:t>viii</w:t>
-      </w:r>
-    </w:p>
-    <w:p>
-      <w:pPr>
-        <w:tabs>
-          <w:tab w:pos="7920" w:val="right" w:leader="dot"/>
-        </w:tabs>
-        <w:spacing w:line="360" w:lineRule="auto" w:before="0" w:after="0"/>
-        <w:ind w:firstLine="0"/>
-        <w:jc w:val="left"/>
-      </w:pPr>
-      <w:r>
-        <w:rPr>
-          <w:rFonts w:ascii="Times New Roman" w:hAnsi="Times New Roman" w:eastAsia="Times New Roman"/>
-          <w:b w:val="0"/>
-          <w:i w:val="0"/>
-          <w:sz w:val="28"/>
-        </w:rPr>
-        <w:t>List of Figures</w:t>
-      </w:r>
-      <w:r>
-        <w:rPr>
-          <w:rFonts w:ascii="Times New Roman" w:hAnsi="Times New Roman" w:eastAsia="Times New Roman"/>
-          <w:b w:val="0"/>
-          <w:i w:val="0"/>
-          <w:sz w:val="28"/>
-        </w:rPr>
-        <w:tab/>
-        <w:t>ix</w:t>
-      </w:r>
-    </w:p>
-    <w:p>
-      <w:pPr>
-        <w:tabs>
-          <w:tab w:pos="7920" w:val="right" w:leader="dot"/>
-        </w:tabs>
-        <w:spacing w:line="360" w:lineRule="auto" w:before="0" w:after="0"/>
-        <w:ind w:firstLine="0"/>
-        <w:jc w:val="left"/>
-      </w:pPr>
-      <w:r>
-        <w:rPr>
-          <w:rFonts w:ascii="Times New Roman" w:hAnsi="Times New Roman" w:eastAsia="Times New Roman"/>
-          <w:b/>
-          <w:i w:val="0"/>
-          <w:sz w:val="28"/>
-        </w:rPr>
-        <w:t>CHAPTER ONE: INTRODUCTION</w:t>
-      </w:r>
-      <w:r>
-        <w:rPr>
-          <w:rFonts w:ascii="Times New Roman" w:hAnsi="Times New Roman" w:eastAsia="Times New Roman"/>
-          <w:b w:val="0"/>
-          <w:i w:val="0"/>
-          <w:sz w:val="28"/>
-        </w:rPr>
-        <w:tab/>
-        <w:t>1</w:t>
-      </w:r>
-    </w:p>
-    <w:p>
-      <w:pPr>
-        <w:tabs>
-          <w:tab w:pos="7920" w:val="right" w:leader="dot"/>
-        </w:tabs>
-        <w:spacing w:line="360" w:lineRule="auto" w:before="0" w:after="0"/>
-        <w:ind w:firstLine="0"/>
-        <w:jc w:val="left"/>
-      </w:pPr>
-      <w:r>
-        <w:rPr>
-          <w:rFonts w:ascii="Times New Roman" w:hAnsi="Times New Roman" w:eastAsia="Times New Roman"/>
-          <w:b w:val="0"/>
-          <w:i w:val="0"/>
-          <w:sz w:val="28"/>
-        </w:rPr>
-        <w:t>1.1 Background to the Study</w:t>
-      </w:r>
-      <w:r>
-        <w:rPr>
-          <w:rFonts w:ascii="Times New Roman" w:hAnsi="Times New Roman" w:eastAsia="Times New Roman"/>
-          <w:b w:val="0"/>
-          <w:i w:val="0"/>
-          <w:sz w:val="28"/>
-        </w:rPr>
-        <w:tab/>
-        <w:t>1</w:t>
-      </w:r>
-    </w:p>
-    <w:p>
-      <w:pPr>
-        <w:tabs>
-          <w:tab w:pos="7920" w:val="right" w:leader="dot"/>
-        </w:tabs>
-        <w:spacing w:line="360" w:lineRule="auto" w:before="0" w:after="0"/>
-        <w:ind w:firstLine="0"/>
-        <w:jc w:val="left"/>
-      </w:pPr>
-      <w:r>
-        <w:rPr>
-          <w:rFonts w:ascii="Times New Roman" w:hAnsi="Times New Roman" w:eastAsia="Times New Roman"/>
-          <w:b w:val="0"/>
-          <w:i w:val="0"/>
-          <w:sz w:val="28"/>
-        </w:rPr>
-        <w:t>1.2 Statement of the Problem</w:t>
-      </w:r>
-      <w:r>
-        <w:rPr>
-          <w:rFonts w:ascii="Times New Roman" w:hAnsi="Times New Roman" w:eastAsia="Times New Roman"/>
-          <w:b w:val="0"/>
-          <w:i w:val="0"/>
-          <w:sz w:val="28"/>
-        </w:rPr>
-        <w:tab/>
-        <w:t>2</w:t>
-      </w:r>
-    </w:p>
-    <w:p>
-      <w:pPr>
-        <w:tabs>
-          <w:tab w:pos="7920" w:val="right" w:leader="dot"/>
-        </w:tabs>
-        <w:spacing w:line="360" w:lineRule="auto" w:before="0" w:after="0"/>
-        <w:ind w:firstLine="0"/>
-        <w:jc w:val="left"/>
-      </w:pPr>
-      <w:r>
-        <w:rPr>
-          <w:rFonts w:ascii="Times New Roman" w:hAnsi="Times New Roman" w:eastAsia="Times New Roman"/>
-          <w:b w:val="0"/>
-          <w:i w:val="0"/>
-          <w:sz w:val="28"/>
-        </w:rPr>
-        <w:t>1.3 Aim and Objectives of the Study</w:t>
-      </w:r>
-      <w:r>
-        <w:rPr>
-          <w:rFonts w:ascii="Times New Roman" w:hAnsi="Times New Roman" w:eastAsia="Times New Roman"/>
-          <w:b w:val="0"/>
-          <w:i w:val="0"/>
-          <w:sz w:val="28"/>
-        </w:rPr>
-        <w:tab/>
-        <w:t>3</w:t>
-      </w:r>
-    </w:p>
-    <w:p>
-      <w:pPr>
-        <w:tabs>
-          <w:tab w:pos="7920" w:val="right" w:leader="dot"/>
-        </w:tabs>
-        <w:spacing w:line="360" w:lineRule="auto" w:before="0" w:after="0"/>
-        <w:ind w:firstLine="0"/>
-        <w:jc w:val="left"/>
-      </w:pPr>
-      <w:r>
-        <w:rPr>
-          <w:rFonts w:ascii="Times New Roman" w:hAnsi="Times New Roman" w:eastAsia="Times New Roman"/>
-          <w:b w:val="0"/>
-          <w:i w:val="0"/>
-          <w:sz w:val="28"/>
-        </w:rPr>
-        <w:t>1.4 Significance of the Study</w:t>
-      </w:r>
-      <w:r>
-        <w:rPr>
-          <w:rFonts w:ascii="Times New Roman" w:hAnsi="Times New Roman" w:eastAsia="Times New Roman"/>
-          <w:b w:val="0"/>
-          <w:i w:val="0"/>
-          <w:sz w:val="28"/>
-        </w:rPr>
-        <w:tab/>
-        <w:t>3</w:t>
-      </w:r>
-    </w:p>
-    <w:p>
-      <w:pPr>
-        <w:tabs>
-          <w:tab w:pos="7920" w:val="right" w:leader="dot"/>
-        </w:tabs>
-        <w:spacing w:line="360" w:lineRule="auto" w:before="0" w:after="0"/>
-        <w:ind w:firstLine="0"/>
-        <w:jc w:val="left"/>
-      </w:pPr>
-      <w:r>
-        <w:rPr>
-          <w:rFonts w:ascii="Times New Roman" w:hAnsi="Times New Roman" w:eastAsia="Times New Roman"/>
-          <w:b w:val="0"/>
-          <w:i w:val="0"/>
-          <w:sz w:val="28"/>
-        </w:rPr>
-        <w:t>1.5 Scope and Limitations of the Study</w:t>
-      </w:r>
-      <w:r>
-        <w:rPr>
-          <w:rFonts w:ascii="Times New Roman" w:hAnsi="Times New Roman" w:eastAsia="Times New Roman"/>
-          <w:b w:val="0"/>
-          <w:i w:val="0"/>
-          <w:sz w:val="28"/>
-        </w:rPr>
-        <w:tab/>
-        <w:t>4</w:t>
-      </w:r>
-    </w:p>
-    <w:p>
-      <w:pPr>
-        <w:tabs>
-          <w:tab w:pos="7920" w:val="right" w:leader="dot"/>
-        </w:tabs>
-        <w:spacing w:line="360" w:lineRule="auto" w:before="0" w:after="0"/>
-        <w:ind w:firstLine="0"/>
-        <w:jc w:val="left"/>
-      </w:pPr>
-      <w:r>
-        <w:rPr>
-          <w:rFonts w:ascii="Times New Roman" w:hAnsi="Times New Roman" w:eastAsia="Times New Roman"/>
-          <w:b w:val="0"/>
-          <w:i w:val="0"/>
-          <w:sz w:val="28"/>
-        </w:rPr>
-        <w:t>1.6 Operational Definition of Terms</w:t>
-      </w:r>
-      <w:r>
-        <w:rPr>
-          <w:rFonts w:ascii="Times New Roman" w:hAnsi="Times New Roman" w:eastAsia="Times New Roman"/>
-          <w:b w:val="0"/>
-          <w:i w:val="0"/>
-          <w:sz w:val="28"/>
-        </w:rPr>
-        <w:tab/>
-        <w:t>4</w:t>
-      </w:r>
-    </w:p>
-    <w:p>
-      <w:pPr>
-        <w:tabs>
-          <w:tab w:pos="7920" w:val="right" w:leader="dot"/>
-        </w:tabs>
-        <w:spacing w:line="360" w:lineRule="auto" w:before="0" w:after="0"/>
-        <w:ind w:firstLine="0"/>
-        <w:jc w:val="left"/>
-      </w:pPr>
-      <w:r>
-        <w:rPr>
-          <w:rFonts w:ascii="Times New Roman" w:hAnsi="Times New Roman" w:eastAsia="Times New Roman"/>
-          <w:b/>
-          <w:i w:val="0"/>
-          <w:sz w:val="28"/>
-        </w:rPr>
-        <w:t>CHAPTER TWO: LITERATURE REVIEW</w:t>
-      </w:r>
-      <w:r>
-        <w:rPr>
-          <w:rFonts w:ascii="Times New Roman" w:hAnsi="Times New Roman" w:eastAsia="Times New Roman"/>
-          <w:b w:val="0"/>
-          <w:i w:val="0"/>
-          <w:sz w:val="28"/>
-        </w:rPr>
-        <w:tab/>
-        <w:t>5</w:t>
-      </w:r>
-    </w:p>
-    <w:p>
-      <w:pPr>
-        <w:tabs>
-          <w:tab w:pos="7920" w:val="right" w:leader="dot"/>
-        </w:tabs>
-        <w:spacing w:line="360" w:lineRule="auto" w:before="0" w:after="0"/>
-        <w:ind w:firstLine="0"/>
-        <w:jc w:val="left"/>
-      </w:pPr>
-      <w:r>
-        <w:rPr>
-          <w:rFonts w:ascii="Times New Roman" w:hAnsi="Times New Roman" w:eastAsia="Times New Roman"/>
-          <w:b w:val="0"/>
-          <w:i w:val="0"/>
-          <w:sz w:val="28"/>
-        </w:rPr>
-        <w:t>2.1 Conceptual Framework</w:t>
-      </w:r>
-      <w:r>
-        <w:rPr>
-          <w:rFonts w:ascii="Times New Roman" w:hAnsi="Times New Roman" w:eastAsia="Times New Roman"/>
-          <w:b w:val="0"/>
-          <w:i w:val="0"/>
-          <w:sz w:val="28"/>
-        </w:rPr>
-        <w:tab/>
-        <w:t>5</w:t>
-      </w:r>
-    </w:p>
-    <w:p>
-      <w:pPr>
-        <w:tabs>
-          <w:tab w:pos="7920" w:val="right" w:leader="dot"/>
-        </w:tabs>
-        <w:spacing w:line="360" w:lineRule="auto" w:before="0" w:after="0"/>
-        <w:ind w:firstLine="0"/>
-        <w:jc w:val="left"/>
-      </w:pPr>
-      <w:r>
-        <w:rPr>
-          <w:rFonts w:ascii="Times New Roman" w:hAnsi="Times New Roman" w:eastAsia="Times New Roman"/>
-          <w:b w:val="0"/>
-          <w:i w:val="0"/>
-          <w:sz w:val="28"/>
-        </w:rPr>
-        <w:t>2.2 Theoretical Framework</w:t>
-      </w:r>
-      <w:r>
-        <w:rPr>
-          <w:rFonts w:ascii="Times New Roman" w:hAnsi="Times New Roman" w:eastAsia="Times New Roman"/>
-          <w:b w:val="0"/>
-          <w:i w:val="0"/>
-          <w:sz w:val="28"/>
-        </w:rPr>
-        <w:tab/>
-        <w:t>10</w:t>
-      </w:r>
-    </w:p>
-    <w:p>
-      <w:pPr>
-        <w:tabs>
-          <w:tab w:pos="7920" w:val="right" w:leader="dot"/>
-        </w:tabs>
-        <w:spacing w:line="360" w:lineRule="auto" w:before="0" w:after="0"/>
-        <w:ind w:firstLine="0"/>
-        <w:jc w:val="left"/>
-      </w:pPr>
-      <w:r>
-        <w:rPr>
-          <w:rFonts w:ascii="Times New Roman" w:hAnsi="Times New Roman" w:eastAsia="Times New Roman"/>
-          <w:b w:val="0"/>
-          <w:i w:val="0"/>
-          <w:sz w:val="28"/>
-        </w:rPr>
-        <w:t>2.3 Review of Related Work</w:t>
-      </w:r>
-      <w:r>
-        <w:rPr>
-          <w:rFonts w:ascii="Times New Roman" w:hAnsi="Times New Roman" w:eastAsia="Times New Roman"/>
-          <w:b w:val="0"/>
-          <w:i w:val="0"/>
-          <w:sz w:val="28"/>
-        </w:rPr>
-        <w:tab/>
-        <w:t>11</w:t>
-      </w:r>
-    </w:p>
-    <w:p>
-      <w:pPr>
-        <w:tabs>
-          <w:tab w:pos="7920" w:val="right" w:leader="dot"/>
-        </w:tabs>
-        <w:spacing w:line="360" w:lineRule="auto" w:before="0" w:after="0"/>
-        <w:ind w:firstLine="0"/>
-        <w:jc w:val="left"/>
-      </w:pPr>
-      <w:r>
-        <w:rPr>
-          <w:rFonts w:ascii="Times New Roman" w:hAnsi="Times New Roman" w:eastAsia="Times New Roman"/>
-          <w:b w:val="0"/>
-          <w:i w:val="0"/>
-          <w:sz w:val="28"/>
-        </w:rPr>
-        <w:t>2.4 Gap in Knowledge</w:t>
-      </w:r>
-      <w:r>
-        <w:rPr>
-          <w:rFonts w:ascii="Times New Roman" w:hAnsi="Times New Roman" w:eastAsia="Times New Roman"/>
-          <w:b w:val="0"/>
-          <w:i w:val="0"/>
-          <w:sz w:val="28"/>
-        </w:rPr>
-        <w:tab/>
-        <w:t>13</w:t>
-      </w:r>
-    </w:p>
-    <w:p>
-      <w:pPr>
-        <w:tabs>
-          <w:tab w:pos="7920" w:val="right" w:leader="dot"/>
-        </w:tabs>
-        <w:spacing w:line="360" w:lineRule="auto" w:before="0" w:after="0"/>
-        <w:ind w:firstLine="0"/>
-        <w:jc w:val="left"/>
-      </w:pPr>
-      <w:r>
-        <w:rPr>
-          <w:rFonts w:ascii="Times New Roman" w:hAnsi="Times New Roman" w:eastAsia="Times New Roman"/>
-          <w:b w:val="0"/>
-          <w:i w:val="0"/>
-          <w:sz w:val="28"/>
-        </w:rPr>
-        <w:t>2.5 Summary of Literature Review</w:t>
-      </w:r>
-      <w:r>
-        <w:rPr>
-          <w:rFonts w:ascii="Times New Roman" w:hAnsi="Times New Roman" w:eastAsia="Times New Roman"/>
-          <w:b w:val="0"/>
-          <w:i w:val="0"/>
-          <w:sz w:val="28"/>
-        </w:rPr>
-        <w:tab/>
-        <w:t>13</w:t>
-      </w:r>
-    </w:p>
-    <w:p>
-      <w:pPr>
-        <w:tabs>
-          <w:tab w:pos="7920" w:val="right" w:leader="dot"/>
-        </w:tabs>
-        <w:spacing w:line="360" w:lineRule="auto" w:before="0" w:after="0"/>
-        <w:ind w:firstLine="0"/>
-        <w:jc w:val="left"/>
-      </w:pPr>
-      <w:r>
-        <w:rPr>
-          <w:rFonts w:ascii="Times New Roman" w:hAnsi="Times New Roman" w:eastAsia="Times New Roman"/>
-          <w:b/>
-          <w:i w:val="0"/>
-          <w:sz w:val="28"/>
-        </w:rPr>
-        <w:t>CHAPTER THREE: RESEARCH METHODOLOGY AND SYSTEM ANALYSIS</w:t>
-      </w:r>
-      <w:r>
-        <w:rPr>
-          <w:rFonts w:ascii="Times New Roman" w:hAnsi="Times New Roman" w:eastAsia="Times New Roman"/>
-          <w:b w:val="0"/>
-          <w:i w:val="0"/>
-          <w:sz w:val="28"/>
-        </w:rPr>
-        <w:tab/>
-        <w:t>15</w:t>
-      </w:r>
-    </w:p>
-    <w:p>
-      <w:pPr>
-        <w:tabs>
-          <w:tab w:pos="7920" w:val="right" w:leader="dot"/>
-        </w:tabs>
-        <w:spacing w:line="360" w:lineRule="auto" w:before="0" w:after="0"/>
-        <w:ind w:firstLine="0"/>
-        <w:jc w:val="left"/>
-      </w:pPr>
-      <w:r>
-        <w:rPr>
-          <w:rFonts w:ascii="Times New Roman" w:hAnsi="Times New Roman" w:eastAsia="Times New Roman"/>
-          <w:b w:val="0"/>
-          <w:i w:val="0"/>
-          <w:sz w:val="28"/>
-        </w:rPr>
-        <w:t>3.1 Research Design / Adopted Methodology</w:t>
-      </w:r>
-      <w:r>
-        <w:rPr>
-          <w:rFonts w:ascii="Times New Roman" w:hAnsi="Times New Roman" w:eastAsia="Times New Roman"/>
-          <w:b w:val="0"/>
-          <w:i w:val="0"/>
-          <w:sz w:val="28"/>
-        </w:rPr>
-        <w:tab/>
-        <w:t>15</w:t>
-      </w:r>
-    </w:p>
-    <w:p>
-      <w:pPr>
-        <w:tabs>
-          <w:tab w:pos="7920" w:val="right" w:leader="dot"/>
-        </w:tabs>
-        <w:spacing w:line="360" w:lineRule="auto" w:before="0" w:after="0"/>
-        <w:ind w:firstLine="0"/>
-        <w:jc w:val="left"/>
-      </w:pPr>
-      <w:r>
-        <w:rPr>
-          <w:rFonts w:ascii="Times New Roman" w:hAnsi="Times New Roman" w:eastAsia="Times New Roman"/>
-          <w:b w:val="0"/>
-          <w:i w:val="0"/>
-          <w:sz w:val="28"/>
-        </w:rPr>
-        <w:t>3.2 Population of the Study</w:t>
-      </w:r>
-      <w:r>
-        <w:rPr>
-          <w:rFonts w:ascii="Times New Roman" w:hAnsi="Times New Roman" w:eastAsia="Times New Roman"/>
-          <w:b w:val="0"/>
-          <w:i w:val="0"/>
-          <w:sz w:val="28"/>
-        </w:rPr>
-        <w:tab/>
-        <w:t>15</w:t>
-      </w:r>
-    </w:p>
-    <w:p>
-      <w:pPr>
-        <w:tabs>
-          <w:tab w:pos="7920" w:val="right" w:leader="dot"/>
-        </w:tabs>
-        <w:spacing w:line="360" w:lineRule="auto" w:before="0" w:after="0"/>
-        <w:ind w:firstLine="0"/>
-        <w:jc w:val="left"/>
-      </w:pPr>
-      <w:r>
-        <w:rPr>
-          <w:rFonts w:ascii="Times New Roman" w:hAnsi="Times New Roman" w:eastAsia="Times New Roman"/>
-          <w:b w:val="0"/>
-          <w:i w:val="0"/>
-          <w:sz w:val="28"/>
-        </w:rPr>
-        <w:t>3.3 Sample Size and Sampling Technique</w:t>
-      </w:r>
-      <w:r>
-        <w:rPr>
-          <w:rFonts w:ascii="Times New Roman" w:hAnsi="Times New Roman" w:eastAsia="Times New Roman"/>
-          <w:b w:val="0"/>
-          <w:i w:val="0"/>
-          <w:sz w:val="28"/>
-        </w:rPr>
-        <w:tab/>
-        <w:t>16</w:t>
-      </w:r>
-    </w:p>
-    <w:p>
-      <w:pPr>
-        <w:tabs>
-          <w:tab w:pos="7920" w:val="right" w:leader="dot"/>
-        </w:tabs>
-        <w:spacing w:line="360" w:lineRule="auto" w:before="0" w:after="0"/>
-        <w:ind w:firstLine="0"/>
-        <w:jc w:val="left"/>
-      </w:pPr>
-      <w:r>
-        <w:rPr>
-          <w:rFonts w:ascii="Times New Roman" w:hAnsi="Times New Roman" w:eastAsia="Times New Roman"/>
-          <w:b w:val="0"/>
-          <w:i w:val="0"/>
-          <w:sz w:val="28"/>
-        </w:rPr>
-        <w:t>3.4 Instrumentation</w:t>
-      </w:r>
-      <w:r>
-        <w:rPr>
-          <w:rFonts w:ascii="Times New Roman" w:hAnsi="Times New Roman" w:eastAsia="Times New Roman"/>
-          <w:b w:val="0"/>
-          <w:i w:val="0"/>
-          <w:sz w:val="28"/>
-        </w:rPr>
-        <w:tab/>
-        <w:t>16</w:t>
-      </w:r>
-    </w:p>
-    <w:p>
-      <w:pPr>
-        <w:tabs>
-          <w:tab w:pos="7920" w:val="right" w:leader="dot"/>
-        </w:tabs>
-        <w:spacing w:line="360" w:lineRule="auto" w:before="0" w:after="0"/>
-        <w:ind w:firstLine="0"/>
-        <w:jc w:val="left"/>
-      </w:pPr>
-      <w:r>
-        <w:rPr>
-          <w:rFonts w:ascii="Times New Roman" w:hAnsi="Times New Roman" w:eastAsia="Times New Roman"/>
-          <w:b w:val="0"/>
-          <w:i w:val="0"/>
-          <w:sz w:val="28"/>
-        </w:rPr>
-        <w:t>3.5 Validity and Reliability</w:t>
-      </w:r>
-      <w:r>
-        <w:rPr>
-          <w:rFonts w:ascii="Times New Roman" w:hAnsi="Times New Roman" w:eastAsia="Times New Roman"/>
-          <w:b w:val="0"/>
-          <w:i w:val="0"/>
-          <w:sz w:val="28"/>
-        </w:rPr>
-        <w:tab/>
-        <w:t>17</w:t>
-      </w:r>
-    </w:p>
-    <w:p>
-      <w:pPr>
-        <w:tabs>
-          <w:tab w:pos="7920" w:val="right" w:leader="dot"/>
-        </w:tabs>
-        <w:spacing w:line="360" w:lineRule="auto" w:before="0" w:after="0"/>
-        <w:ind w:firstLine="0"/>
-        <w:jc w:val="left"/>
-      </w:pPr>
-      <w:r>
-        <w:rPr>
-          <w:rFonts w:ascii="Times New Roman" w:hAnsi="Times New Roman" w:eastAsia="Times New Roman"/>
-          <w:b w:val="0"/>
-          <w:i w:val="0"/>
-          <w:sz w:val="28"/>
-        </w:rPr>
-        <w:t>3.6 Method of Data Collection</w:t>
-      </w:r>
-      <w:r>
-        <w:rPr>
-          <w:rFonts w:ascii="Times New Roman" w:hAnsi="Times New Roman" w:eastAsia="Times New Roman"/>
-          <w:b w:val="0"/>
-          <w:i w:val="0"/>
-          <w:sz w:val="28"/>
-        </w:rPr>
-        <w:tab/>
-        <w:t>17</w:t>
-      </w:r>
-    </w:p>
-    <w:p>
-      <w:pPr>
-        <w:tabs>
-          <w:tab w:pos="7920" w:val="right" w:leader="dot"/>
-        </w:tabs>
-        <w:spacing w:line="360" w:lineRule="auto" w:before="0" w:after="0"/>
-        <w:ind w:firstLine="0"/>
-        <w:jc w:val="left"/>
-      </w:pPr>
-      <w:r>
-        <w:rPr>
-          <w:rFonts w:ascii="Times New Roman" w:hAnsi="Times New Roman" w:eastAsia="Times New Roman"/>
-          <w:b w:val="0"/>
-          <w:i w:val="0"/>
-          <w:sz w:val="28"/>
-        </w:rPr>
-        <w:t>3.7 Method of Data Analysis</w:t>
-      </w:r>
-      <w:r>
-        <w:rPr>
-          <w:rFonts w:ascii="Times New Roman" w:hAnsi="Times New Roman" w:eastAsia="Times New Roman"/>
-          <w:b w:val="0"/>
-          <w:i w:val="0"/>
-          <w:sz w:val="28"/>
-        </w:rPr>
-        <w:tab/>
-        <w:t>17</w:t>
-      </w:r>
-    </w:p>
-    <w:p>
-      <w:pPr>
-        <w:tabs>
-          <w:tab w:pos="7920" w:val="right" w:leader="dot"/>
-        </w:tabs>
-        <w:spacing w:line="360" w:lineRule="auto" w:before="0" w:after="0"/>
-        <w:ind w:firstLine="0"/>
-        <w:jc w:val="left"/>
-      </w:pPr>
-      <w:r>
-        <w:rPr>
-          <w:rFonts w:ascii="Times New Roman" w:hAnsi="Times New Roman" w:eastAsia="Times New Roman"/>
-          <w:b w:val="0"/>
-          <w:i w:val="0"/>
-          <w:sz w:val="28"/>
-        </w:rPr>
-        <w:t>3.8 Ethical Considerations</w:t>
-      </w:r>
-      <w:r>
-        <w:rPr>
-          <w:rFonts w:ascii="Times New Roman" w:hAnsi="Times New Roman" w:eastAsia="Times New Roman"/>
-          <w:b w:val="0"/>
-          <w:i w:val="0"/>
-          <w:sz w:val="28"/>
-        </w:rPr>
-        <w:tab/>
-        <w:t>17</w:t>
-      </w:r>
-    </w:p>
-    <w:p>
-      <w:pPr>
-        <w:tabs>
-          <w:tab w:pos="7920" w:val="right" w:leader="dot"/>
-        </w:tabs>
-        <w:spacing w:line="360" w:lineRule="auto" w:before="0" w:after="0"/>
-        <w:ind w:firstLine="0"/>
-        <w:jc w:val="left"/>
-      </w:pPr>
-      <w:r>
-        <w:rPr>
-          <w:rFonts w:ascii="Times New Roman" w:hAnsi="Times New Roman" w:eastAsia="Times New Roman"/>
-          <w:b w:val="0"/>
-          <w:i w:val="0"/>
-          <w:sz w:val="28"/>
-        </w:rPr>
-        <w:t>3.9 System Analysis</w:t>
-      </w:r>
-      <w:r>
-        <w:rPr>
-          <w:rFonts w:ascii="Times New Roman" w:hAnsi="Times New Roman" w:eastAsia="Times New Roman"/>
-          <w:b w:val="0"/>
-          <w:i w:val="0"/>
-          <w:sz w:val="28"/>
-        </w:rPr>
-        <w:tab/>
-        <w:t>18</w:t>
-      </w:r>
-    </w:p>
-    <w:p>
-      <w:pPr>
-        <w:tabs>
-          <w:tab w:pos="7920" w:val="right" w:leader="dot"/>
-        </w:tabs>
-        <w:spacing w:line="360" w:lineRule="auto" w:before="0" w:after="0"/>
-        <w:ind w:firstLine="0"/>
-        <w:jc w:val="left"/>
-      </w:pPr>
-      <w:r>
-        <w:rPr>
-          <w:rFonts w:ascii="Times New Roman" w:hAnsi="Times New Roman" w:eastAsia="Times New Roman"/>
-          <w:b w:val="0"/>
-          <w:i w:val="0"/>
-          <w:sz w:val="28"/>
-        </w:rPr>
-        <w:t>3.10 System Design</w:t>
-      </w:r>
-      <w:r>
-        <w:rPr>
-          <w:rFonts w:ascii="Times New Roman" w:hAnsi="Times New Roman" w:eastAsia="Times New Roman"/>
-          <w:b w:val="0"/>
-          <w:i w:val="0"/>
-          <w:sz w:val="28"/>
-        </w:rPr>
-        <w:tab/>
-        <w:t>19</w:t>
-      </w:r>
-    </w:p>
-    <w:p>
-      <w:pPr>
-        <w:tabs>
-          <w:tab w:pos="7920" w:val="right" w:leader="dot"/>
-        </w:tabs>
-        <w:spacing w:line="360" w:lineRule="auto" w:before="0" w:after="0"/>
-        <w:ind w:firstLine="0"/>
-        <w:jc w:val="left"/>
-      </w:pPr>
-      <w:r>
-        <w:rPr>
-          <w:rFonts w:ascii="Times New Roman" w:hAnsi="Times New Roman" w:eastAsia="Times New Roman"/>
-          <w:b w:val="0"/>
-          <w:i w:val="0"/>
-          <w:sz w:val="28"/>
-        </w:rPr>
-        <w:t>3.11 Summary of Methodology</w:t>
-      </w:r>
-      <w:r>
-        <w:rPr>
-          <w:rFonts w:ascii="Times New Roman" w:hAnsi="Times New Roman" w:eastAsia="Times New Roman"/>
-          <w:b w:val="0"/>
-          <w:i w:val="0"/>
-          <w:sz w:val="28"/>
-        </w:rPr>
-        <w:tab/>
-        <w:t>22</w:t>
-      </w:r>
-    </w:p>
-    <w:p>
-      <w:pPr>
-        <w:tabs>
-          <w:tab w:pos="7920" w:val="right" w:leader="dot"/>
-        </w:tabs>
-        <w:spacing w:line="360" w:lineRule="auto" w:before="0" w:after="0"/>
-        <w:ind w:firstLine="0"/>
-        <w:jc w:val="left"/>
-      </w:pPr>
-      <w:r>
-        <w:rPr>
-          <w:rFonts w:ascii="Times New Roman" w:hAnsi="Times New Roman" w:eastAsia="Times New Roman"/>
-          <w:b/>
-          <w:i w:val="0"/>
-          <w:sz w:val="28"/>
-        </w:rPr>
-        <w:t>References</w:t>
-      </w:r>
-      <w:r>
-        <w:rPr>
-          <w:rFonts w:ascii="Times New Roman" w:hAnsi="Times New Roman" w:eastAsia="Times New Roman"/>
-          <w:b w:val="0"/>
-          <w:i w:val="0"/>
-          <w:sz w:val="28"/>
-        </w:rPr>
-        <w:tab/>
-        <w:t>23</w:t>
-      </w:r>
-    </w:p>
-    <w:p>
-      <w:r>
-        <w:br w:type="page"/>
-      </w:r>
-    </w:p>
-    <w:p>
-      <w:pPr>
-        <w:spacing w:line="360" w:lineRule="auto" w:before="0" w:after="80"/>
-        <w:ind w:firstLine="0"/>
-        <w:jc w:val="center"/>
-      </w:pPr>
-      <w:r>
-        <w:rPr>
-          <w:rFonts w:ascii="Times New Roman" w:hAnsi="Times New Roman" w:eastAsia="Times New Roman"/>
-          <w:b/>
-          <w:i w:val="0"/>
-          <w:sz w:val="28"/>
-        </w:rPr>
-        <w:t>LIST OF TABLES</w:t>
-      </w:r>
-    </w:p>
-    <w:p>
-      <w:pPr>
-        <w:spacing w:line="360" w:lineRule="auto" w:before="0" w:after="0"/>
-        <w:ind w:firstLine="0"/>
-        <w:jc w:val="left"/>
-      </w:pPr>
-      <w:r>
-        <w:rPr>
-          <w:rFonts w:ascii="Times New Roman" w:hAnsi="Times New Roman" w:eastAsia="Times New Roman"/>
-          <w:b w:val="0"/>
-          <w:i w:val="0"/>
-          <w:sz w:val="28"/>
-        </w:rPr>
-        <w:t>Table 2.1: Eight Lecturer Assessment Qualities</w:t>
-      </w:r>
-    </w:p>
-    <w:p>
-      <w:pPr>
-        <w:spacing w:line="360" w:lineRule="auto" w:before="0" w:after="0"/>
-        <w:ind w:firstLine="0"/>
-        <w:jc w:val="left"/>
-      </w:pPr>
-      <w:r>
-        <w:rPr>
-          <w:rFonts w:ascii="Times New Roman" w:hAnsi="Times New Roman" w:eastAsia="Times New Roman"/>
-          <w:b w:val="0"/>
-          <w:i w:val="0"/>
-          <w:sz w:val="28"/>
-        </w:rPr>
-        <w:t>Table 3.1: Development Tools</w:t>
-      </w:r>
-    </w:p>
-    <w:p>
-      <w:pPr>
-        <w:spacing w:line="360" w:lineRule="auto" w:before="0" w:after="0"/>
-        <w:ind w:firstLine="0"/>
-        <w:jc w:val="left"/>
-      </w:pPr>
-      <w:r>
-        <w:rPr>
-          <w:rFonts w:ascii="Times New Roman" w:hAnsi="Times New Roman" w:eastAsia="Times New Roman"/>
-          <w:b w:val="0"/>
-          <w:i w:val="0"/>
-          <w:sz w:val="28"/>
-        </w:rPr>
-        <w:t>Table 3.2: System Modules</w:t>
-      </w:r>
-    </w:p>
-    <w:p>
-      <w:pPr>
-        <w:spacing w:line="360" w:lineRule="auto" w:before="0" w:after="0"/>
-        <w:ind w:firstLine="0"/>
-        <w:jc w:val="left"/>
-      </w:pPr>
-      <w:r>
-        <w:rPr>
-          <w:rFonts w:ascii="Times New Roman" w:hAnsi="Times New Roman" w:eastAsia="Times New Roman"/>
-          <w:b w:val="0"/>
-          <w:i w:val="0"/>
-          <w:sz w:val="28"/>
-        </w:rPr>
-        <w:t>Table 3.3: As-Is versus To-Be</w:t>
-      </w:r>
-    </w:p>
-    <w:p>
-      <w:r>
-        <w:br w:type="page"/>
-      </w:r>
-    </w:p>
-    <w:p>
-      <w:pPr>
-        <w:spacing w:line="360" w:lineRule="auto" w:before="0" w:after="80"/>
-        <w:ind w:firstLine="0"/>
-        <w:jc w:val="center"/>
-      </w:pPr>
-      <w:r>
-        <w:rPr>
-          <w:rFonts w:ascii="Times New Roman" w:hAnsi="Times New Roman" w:eastAsia="Times New Roman"/>
-          <w:b/>
-          <w:i w:val="0"/>
-          <w:sz w:val="28"/>
-        </w:rPr>
-        <w:t>LIST OF FIGURES</w:t>
-      </w:r>
-    </w:p>
-    <w:p>
-      <w:pPr>
-        <w:spacing w:line="360" w:lineRule="auto" w:before="0" w:after="0"/>
-        <w:ind w:firstLine="0"/>
-        <w:jc w:val="left"/>
-      </w:pPr>
-      <w:r>
-        <w:rPr>
-          <w:rFonts w:ascii="Times New Roman" w:hAnsi="Times New Roman" w:eastAsia="Times New Roman"/>
-          <w:b w:val="0"/>
-          <w:i w:val="0"/>
-          <w:sz w:val="28"/>
-        </w:rPr>
-        <w:t>Figure 3.1: Waterfall-Leaning SDLC / Project Development Steps</w:t>
-      </w:r>
-    </w:p>
-    <w:p>
-      <w:pPr>
-        <w:spacing w:line="360" w:lineRule="auto" w:before="0" w:after="0"/>
-        <w:ind w:firstLine="0"/>
-        <w:jc w:val="left"/>
-      </w:pPr>
-      <w:r>
-        <w:rPr>
-          <w:rFonts w:ascii="Times New Roman" w:hAnsi="Times New Roman" w:eastAsia="Times New Roman"/>
-          <w:b w:val="0"/>
-          <w:i w:val="0"/>
-          <w:sz w:val="28"/>
-        </w:rPr>
-        <w:t>Figure 3.2: Use Case Diagram — Lecturer Overview Portal</w:t>
-      </w:r>
-    </w:p>
-    <w:p>
-      <w:pPr>
-        <w:spacing w:line="360" w:lineRule="auto" w:before="0" w:after="0"/>
-        <w:ind w:firstLine="0"/>
-        <w:jc w:val="left"/>
-      </w:pPr>
-      <w:r>
-        <w:rPr>
-          <w:rFonts w:ascii="Times New Roman" w:hAnsi="Times New Roman" w:eastAsia="Times New Roman"/>
-          <w:b w:val="0"/>
-          <w:i w:val="0"/>
-          <w:sz w:val="28"/>
-        </w:rPr>
-        <w:t>Figure 3.3: Entity-Relationship Overview of the Database</w:t>
-      </w:r>
-    </w:p>
-    <w:p>
-      <w:pPr>
-        <w:spacing w:line="360" w:lineRule="auto" w:before="0" w:after="0"/>
-        <w:ind w:firstLine="0"/>
-        <w:jc w:val="left"/>
-      </w:pPr>
-      <w:r>
-        <w:rPr>
-          <w:rFonts w:ascii="Times New Roman" w:hAnsi="Times New Roman" w:eastAsia="Times New Roman"/>
-          <w:b w:val="0"/>
-          <w:i w:val="0"/>
-          <w:sz w:val="28"/>
-        </w:rPr>
-        <w:t>Figure 3.4: Three-Tier System Architecture</w:t>
-      </w:r>
-    </w:p>
-    <w:p>
-      <w:pPr>
-        <w:spacing w:line="360" w:lineRule="auto" w:before="0" w:after="0"/>
-        <w:ind w:firstLine="0"/>
-        <w:jc w:val="left"/>
-      </w:pPr>
-      <w:r>
-        <w:rPr>
-          <w:rFonts w:ascii="Times New Roman" w:hAnsi="Times New Roman" w:eastAsia="Times New Roman"/>
-          <w:b w:val="0"/>
-          <w:i w:val="0"/>
-          <w:sz w:val="28"/>
-        </w:rPr>
-        <w:t>Figure 3.5: Student Assessment Process Flowchart</w:t>
-      </w:r>
-    </w:p>
-    <w:p>
-      <w:pPr>
-        <w:spacing w:line="360" w:lineRule="auto" w:before="0" w:after="0"/>
-        <w:ind w:firstLine="0"/>
-        <w:jc w:val="left"/>
-      </w:pPr>
-      <w:r>
-        <w:rPr>
-          <w:rFonts w:ascii="Times New Roman" w:hAnsi="Times New Roman" w:eastAsia="Times New Roman"/>
-          <w:b w:val="0"/>
-          <w:i w:val="0"/>
-          <w:sz w:val="28"/>
-        </w:rPr>
-        <w:t>Figure 3.6: As-Is (Rumour) versus To-Be (Portal) Overview Channel</w:t>
-      </w:r>
-    </w:p>
-    <w:p>
-      <w:pPr>
-        <w:sectPr>
-          <w:footerReference w:type="default" r:id="rId9"/>
-          <w:footerReference w:type="first" r:id="rId10"/>
-          <w:pgSz w:w="11906" w:h="16838"/>
-          <w:pgMar w:top="1440" w:right="1440" w:bottom="1440" w:left="1440" w:header="720" w:footer="720" w:gutter="0"/>
-          <w:cols w:space="720"/>
-          <w:titlePg/>
-          <w:docGrid w:linePitch="360"/>
-          <w:pgNumType w:fmt="lowerRoman" w:start="1"/>
-        </w:sectPr>
-      </w:pPr>
-    </w:p>
     <w:p>
       <w:pPr>
         <w:spacing w:line="360" w:lineRule="auto" w:before="0" w:after="80"/>
@@ -2122,7 +95,25 @@
           <w:i w:val="0"/>
           <w:sz w:val="28"/>
         </w:rPr>
-        <w:t>1. Three Computer Science lecturers were interviewed separately through oral sessions with note-taking. After compilation of those notes, eight assessment qualities were retained for student evaluation: interactiveness, audibility, availability of lecture notes, class control, communication, punctuality, fairness in assessment, and approachability. Presence across note sets ranged from 66.7% to 100% (n = 3). Interviewees rejected one-number reputation labels in favour of dimensional feedback, and paraphrases confirmed that inherited fresher fear and early-semester reputational repair are recognised teaching burdens.</w:t>
+        <w:t xml:space="preserve">1. Ten Computer Science lecturers completed a questionnaire listing fifteen assessment qualities. The eight qualities most frequently selected across the ten questionnaires were retained for student evaluation: interactiveness, audibility, availability of lecture notes, class control, communication, punctuality, fairness in assessment, and approachability. Selection frequency across the ten lecturers determined which eight qualities were retained. Lecturers rejected one-number reputation labels in favour of dimensional feedback, and questionnaire responses confirmed that inherited fresher fear and early-semester reputational repair are recognised teaching burdens. This finding delivers </w:t>
+      </w:r>
+      <w:r>
+        <w:rPr>
+          <w:rFonts w:ascii="Times New Roman" w:hAnsi="Times New Roman" w:eastAsia="Times New Roman"/>
+          <w:b/>
+          <w:i w:val="0"/>
+          <w:sz w:val="28"/>
+        </w:rPr>
+        <w:t>Objective 1</w:t>
+      </w:r>
+      <w:r>
+        <w:rPr>
+          <w:rFonts w:ascii="Times New Roman" w:hAnsi="Times New Roman" w:eastAsia="Times New Roman"/>
+          <w:b w:val="0"/>
+          <w:i w:val="0"/>
+          <w:sz w:val="28"/>
+        </w:rPr>
+        <w:t>.</w:t>
       </w:r>
     </w:p>
     <w:p>
@@ -2138,7 +129,25 @@
           <w:i w:val="0"/>
           <w:sz w:val="28"/>
         </w:rPr>
-        <w:t>2. Students judged the automated anonymous response form clear (87.5%), quick (83.8%), and honesty-supporting under anonymity (90.0%), with 85.0% affirming that the eight qualities covered what matters in class. Design features—controlled lecturer/course selection, Likert items, optional comments, and duplicate-submission control—proved workable in the departmental setting and addressed documented Nigerian concerns about victimisation in SET contexts.</w:t>
+        <w:t xml:space="preserve">2. Students judged the automated anonymous response form clear (87.5%), quick (83.8%), and honesty-supporting under anonymity (90.0%), with 85.0% affirming that the eight qualities covered what matters in class. Design features—controlled lecturer/course selection, Likert items, optional comments, and duplicate-submission control—proved workable in the departmental setting and addressed documented Nigerian concerns about victimisation in SET contexts. This finding delivers </w:t>
+      </w:r>
+      <w:r>
+        <w:rPr>
+          <w:rFonts w:ascii="Times New Roman" w:hAnsi="Times New Roman" w:eastAsia="Times New Roman"/>
+          <w:b/>
+          <w:i w:val="0"/>
+          <w:sz w:val="28"/>
+        </w:rPr>
+        <w:t>Objective 2</w:t>
+      </w:r>
+      <w:r>
+        <w:rPr>
+          <w:rFonts w:ascii="Times New Roman" w:hAnsi="Times New Roman" w:eastAsia="Times New Roman"/>
+          <w:b w:val="0"/>
+          <w:i w:val="0"/>
+          <w:sz w:val="28"/>
+        </w:rPr>
+        <w:t>.</w:t>
       </w:r>
     </w:p>
     <w:p>
@@ -2170,7 +179,7 @@
           <w:i w:val="0"/>
           <w:sz w:val="28"/>
         </w:rPr>
-        <w:t>4. Sample aggregated profiles for Lecturers A, B, and C showed that no lecturer dominated every dimension. Overview therefore supported adaptive strategy—matching preparation to a lecturer’s pattern—rather than stereotyping. Contrasting profiles illustrated how control-and-punctuality strengths can coexist with lower interactiveness, and how notes-and-communication strengths can coexist with moderate audibility.</w:t>
+        <w:t>4. Sample aggregated profiles for Lecturers A, B, and C showed that no lecturer dominated every dimension. Overview therefore supported adaptive strategy - matching preparation to a lecturer's pattern - rather than stereotyping. Applying the Total Overview computation (simple average of the eight quality means, Section 3.7.1), Lecturer A ranked 1st (4.17), Lecturer C 2nd (4.04), and Lecturer B 3rd (3.83); all three fell in the High band. Contrasting profiles illustrated how control-and-punctuality strengths can coexist with lower interactiveness, and how notes-and-communication strengths can coexist with moderate audibility.</w:t>
       </w:r>
     </w:p>
     <w:p>
@@ -2332,7 +341,7 @@
           <w:i w:val="0"/>
           <w:sz w:val="28"/>
         </w:rPr>
-        <w:t>1. The Department of Computer Science should adopt the portal, or an equivalent eight-quality overview system, each semester for student orientation and formative lecturer feedback, with a short briefing so that freshers understand charts as preparation aids rather than as gossip replacements with official stamps. 2. Students should consult multidimensional overviews early in the semester and then verify patterns through personal classroom experience, treating charts as preparation aids rather than as final verdicts. 3. Lecturers should use dashboards as improvement intelligence—protecting strengths and addressing weaker dimensions—while maintaining consistency that allows reputation to stabilise across intakes. 4. Departmental and university management should support anonymous aggregated teaching feedback without making it the sole criterion for promotion or disciplinary action. 5. System administrators should protect privacy, moderate abusive optional comments, keep course and lecturer records current, and schedule assessment windows that reduce both fear and ballot-stuffing incentives. 6. Student associations and orientation leaders should gradually shift fresher culture from fear stories toward evidence-based adjustment tips linked to the portal’s quality dimensions—for example, advising peers to check notes and punctuality means before repeating unverified “fail everyone” claims.</w:t>
+        <w:t>1. The Department of Computer Science should adopt the portal, or an equivalent eight-quality overview system, each semester for student orientation and formative lecturer feedback, with a short briefing so that freshers understand charts as preparation aids rather than as gossip replacements with official stamps. 2. Students should consult multidimensional overviews early in the semester and then verify patterns through personal classroom experience, treating charts as preparation aids rather than as final verdicts. 3. Lecturers should use dashboards as improvement intelligence—protecting strengths and addressing weaker dimensions—while maintaining consistency that allows reputation to stabilise across intakes. 4. Departmental and university management should support anonymous aggregated teaching feedback without making it the sole criterion for promotion or disciplinary action. 5. System administrators should protect privacy, moderate abusive optional comments, keep course and lecturer records current, schedule assessment windows that reduce both fear and ballot-stuffing incentives, and operate the password-recovery and rate-limiting controls (5 attempts / 15-minute lockout) so that account recovery remains available without weakening authentication. 6. Student associations and orientation leaders should gradually shift fresher culture from fear stories toward evidence-based adjustment tips linked to the portal’s quality dimensions—for example, advising peers to check notes and punctuality means before repeating unverified “fail everyone” claims.</w:t>
       </w:r>
     </w:p>
     <w:p>
@@ -2380,7 +389,7 @@
           <w:i w:val="0"/>
           <w:sz w:val="28"/>
         </w:rPr>
-        <w:t xml:space="preserve">1. It provides an eight-quality lecturer assessment framework grounded in separate oral interviews (with note-taking and later compilation) with Computer Science lecturers at the University of Nigeria, Nsukka, translating local classroom concerns into measurable indicators aligned with multidimensional SET scholarship. 2. It documents a complete pipeline from quality validation, through an automated response form, to a PHP chart-based overview designed expressly for </w:t>
+        <w:t xml:space="preserve">1. It provides an eight-quality lecturer assessment framework grounded in a fifteen-quality questionnaire administered to ten Computer Science lecturers at the University of Nigeria, Nsukka, from which the eight most selected qualities were retained, translating local classroom concerns into measurable indicators aligned with multidimensional SET scholarship. 2. It documents a complete pipeline from quality validation, through an automated response form, to a PHP chart-based overview designed expressly for </w:t>
       </w:r>
       <w:r>
         <w:rPr>
@@ -2465,675 +474,8 @@
         <w:t>Such extensions would test whether the departmental gains reported here scale, deepen, and endure beyond a single undergraduate project cycle, while preserving the formative, multidimensional, and privacy-conscious principles that made the present portal acceptable to students and lecturers.</w:t>
       </w:r>
     </w:p>
-    <w:p>
-      <w:r>
-        <w:br w:type="page"/>
-      </w:r>
-    </w:p>
-    <w:p>
-      <w:pPr>
-        <w:spacing w:line="360" w:lineRule="auto" w:before="0" w:after="80"/>
-        <w:ind w:firstLine="0"/>
-        <w:jc w:val="center"/>
-      </w:pPr>
-      <w:r>
-        <w:rPr>
-          <w:rFonts w:ascii="Times New Roman" w:hAnsi="Times New Roman" w:eastAsia="Times New Roman"/>
-          <w:b/>
-          <w:i w:val="0"/>
-          <w:sz w:val="28"/>
-        </w:rPr>
-        <w:t>REFERENCES</w:t>
-      </w:r>
-    </w:p>
-    <w:p>
-      <w:pPr>
-        <w:spacing w:line="360" w:lineRule="auto" w:before="0" w:after="0"/>
-        <w:ind w:left="720" w:hanging="720"/>
-        <w:jc w:val="both"/>
-      </w:pPr>
-      <w:r>
-        <w:rPr>
-          <w:rFonts w:ascii="Times New Roman" w:hAnsi="Times New Roman" w:eastAsia="Times New Roman"/>
-          <w:b w:val="0"/>
-          <w:i w:val="0"/>
-          <w:sz w:val="28"/>
-        </w:rPr>
-        <w:t xml:space="preserve">Adomi, E. E. (2007). Student expectations of faculty in a Nigerian LIS school. </w:t>
-      </w:r>
-      <w:r>
-        <w:rPr>
-          <w:rFonts w:ascii="Times New Roman" w:hAnsi="Times New Roman" w:eastAsia="Times New Roman"/>
-          <w:b w:val="0"/>
-          <w:i/>
-          <w:sz w:val="28"/>
-        </w:rPr>
-        <w:t>Library Philosophy and Practice</w:t>
-      </w:r>
-      <w:r>
-        <w:rPr>
-          <w:rFonts w:ascii="Times New Roman" w:hAnsi="Times New Roman" w:eastAsia="Times New Roman"/>
-          <w:b w:val="0"/>
-          <w:i w:val="0"/>
-          <w:sz w:val="28"/>
-        </w:rPr>
-        <w:t xml:space="preserve"> (e-journal), Article 114. https://digitalcommons.unl.edu/libphilprac/114</w:t>
-      </w:r>
-    </w:p>
-    <w:p>
-      <w:pPr>
-        <w:spacing w:line="360" w:lineRule="auto" w:before="0" w:after="0"/>
-        <w:ind w:left="720" w:hanging="720"/>
-        <w:jc w:val="both"/>
-      </w:pPr>
-      <w:r>
-        <w:rPr>
-          <w:rFonts w:ascii="Times New Roman" w:hAnsi="Times New Roman" w:eastAsia="Times New Roman"/>
-          <w:b w:val="0"/>
-          <w:i w:val="0"/>
-          <w:sz w:val="28"/>
-        </w:rPr>
-        <w:t xml:space="preserve">Akerlof, G. A. (1970). The market for “lemons”: Quality uncertainty and the market mechanism. </w:t>
-      </w:r>
-      <w:r>
-        <w:rPr>
-          <w:rFonts w:ascii="Times New Roman" w:hAnsi="Times New Roman" w:eastAsia="Times New Roman"/>
-          <w:b w:val="0"/>
-          <w:i/>
-          <w:sz w:val="28"/>
-        </w:rPr>
-        <w:t>The Quarterly Journal of Economics, 84</w:t>
-      </w:r>
-      <w:r>
-        <w:rPr>
-          <w:rFonts w:ascii="Times New Roman" w:hAnsi="Times New Roman" w:eastAsia="Times New Roman"/>
-          <w:b w:val="0"/>
-          <w:i w:val="0"/>
-          <w:sz w:val="28"/>
-        </w:rPr>
-        <w:t>(3), 488–500. https://doi.org/10.2307/1879431</w:t>
-      </w:r>
-    </w:p>
-    <w:p>
-      <w:pPr>
-        <w:spacing w:line="360" w:lineRule="auto" w:before="0" w:after="0"/>
-        <w:ind w:left="720" w:hanging="720"/>
-        <w:jc w:val="both"/>
-      </w:pPr>
-      <w:r>
-        <w:rPr>
-          <w:rFonts w:ascii="Times New Roman" w:hAnsi="Times New Roman" w:eastAsia="Times New Roman"/>
-          <w:b w:val="0"/>
-          <w:i w:val="0"/>
-          <w:sz w:val="28"/>
-        </w:rPr>
-        <w:t xml:space="preserve">Amini, C. M. (2018). Analysis of students’ evaluation of teaching in Nigeria higher institutions of learning: Implications for improving quality of instructions. </w:t>
-      </w:r>
-      <w:r>
-        <w:rPr>
-          <w:rFonts w:ascii="Times New Roman" w:hAnsi="Times New Roman" w:eastAsia="Times New Roman"/>
-          <w:b w:val="0"/>
-          <w:i/>
-          <w:sz w:val="28"/>
-        </w:rPr>
-        <w:t>Benue State University Journal of Education, 18</w:t>
-      </w:r>
-      <w:r>
-        <w:rPr>
-          <w:rFonts w:ascii="Times New Roman" w:hAnsi="Times New Roman" w:eastAsia="Times New Roman"/>
-          <w:b w:val="0"/>
-          <w:i w:val="0"/>
-          <w:sz w:val="28"/>
-        </w:rPr>
-        <w:t>(1), 223–229.</w:t>
-      </w:r>
-    </w:p>
-    <w:p>
-      <w:pPr>
-        <w:spacing w:line="360" w:lineRule="auto" w:before="0" w:after="0"/>
-        <w:ind w:left="720" w:hanging="720"/>
-        <w:jc w:val="both"/>
-      </w:pPr>
-      <w:r>
-        <w:rPr>
-          <w:rFonts w:ascii="Times New Roman" w:hAnsi="Times New Roman" w:eastAsia="Times New Roman"/>
-          <w:b w:val="0"/>
-          <w:i w:val="0"/>
-          <w:sz w:val="28"/>
-        </w:rPr>
-        <w:t xml:space="preserve">Amuche, C. I., &amp; Umar, M. H. (2019). Development and validation of lecturer teaching assessment scale for Nigerian universities. </w:t>
-      </w:r>
-      <w:r>
-        <w:rPr>
-          <w:rFonts w:ascii="Times New Roman" w:hAnsi="Times New Roman" w:eastAsia="Times New Roman"/>
-          <w:b w:val="0"/>
-          <w:i/>
-          <w:sz w:val="28"/>
-        </w:rPr>
-        <w:t>Journal of Education and Practice, 10</w:t>
-      </w:r>
-      <w:r>
-        <w:rPr>
-          <w:rFonts w:ascii="Times New Roman" w:hAnsi="Times New Roman" w:eastAsia="Times New Roman"/>
-          <w:b w:val="0"/>
-          <w:i w:val="0"/>
-          <w:sz w:val="28"/>
-        </w:rPr>
-        <w:t>(5). https://doi.org/10.7176/JEP/10-5-05</w:t>
-      </w:r>
-    </w:p>
-    <w:p>
-      <w:pPr>
-        <w:spacing w:line="360" w:lineRule="auto" w:before="0" w:after="0"/>
-        <w:ind w:left="720" w:hanging="720"/>
-        <w:jc w:val="both"/>
-      </w:pPr>
-      <w:r>
-        <w:rPr>
-          <w:rFonts w:ascii="Times New Roman" w:hAnsi="Times New Roman" w:eastAsia="Times New Roman"/>
-          <w:b w:val="0"/>
-          <w:i w:val="0"/>
-          <w:sz w:val="28"/>
-        </w:rPr>
-        <w:t xml:space="preserve">Ani, E. I. (2020). Responding to two arguments against the student evaluation of teaching scheme in Nigerian universities. </w:t>
-      </w:r>
-      <w:r>
-        <w:rPr>
-          <w:rFonts w:ascii="Times New Roman" w:hAnsi="Times New Roman" w:eastAsia="Times New Roman"/>
-          <w:b w:val="0"/>
-          <w:i/>
-          <w:sz w:val="28"/>
-        </w:rPr>
-        <w:t>African Journal of Educational Studies in Mathematics and Sciences, 16</w:t>
-      </w:r>
-      <w:r>
-        <w:rPr>
-          <w:rFonts w:ascii="Times New Roman" w:hAnsi="Times New Roman" w:eastAsia="Times New Roman"/>
-          <w:b w:val="0"/>
-          <w:i w:val="0"/>
-          <w:sz w:val="28"/>
-        </w:rPr>
-        <w:t>(1), 51–62. https://doi.org/10.4314/ajesms.v16i1.4</w:t>
-      </w:r>
-    </w:p>
-    <w:p>
-      <w:pPr>
-        <w:spacing w:line="360" w:lineRule="auto" w:before="0" w:after="0"/>
-        <w:ind w:left="720" w:hanging="720"/>
-        <w:jc w:val="both"/>
-      </w:pPr>
-      <w:r>
-        <w:rPr>
-          <w:rFonts w:ascii="Times New Roman" w:hAnsi="Times New Roman" w:eastAsia="Times New Roman"/>
-          <w:b w:val="0"/>
-          <w:i w:val="0"/>
-          <w:sz w:val="28"/>
-        </w:rPr>
-        <w:t xml:space="preserve">Archibong, I. A., &amp; Nja, M. E. (2011). Towards improved teaching effectiveness in Nigerian public universities: Instrument design and validation. </w:t>
-      </w:r>
-      <w:r>
-        <w:rPr>
-          <w:rFonts w:ascii="Times New Roman" w:hAnsi="Times New Roman" w:eastAsia="Times New Roman"/>
-          <w:b w:val="0"/>
-          <w:i/>
-          <w:sz w:val="28"/>
-        </w:rPr>
-        <w:t>Higher Education Studies, 1</w:t>
-      </w:r>
-      <w:r>
-        <w:rPr>
-          <w:rFonts w:ascii="Times New Roman" w:hAnsi="Times New Roman" w:eastAsia="Times New Roman"/>
-          <w:b w:val="0"/>
-          <w:i w:val="0"/>
-          <w:sz w:val="28"/>
-        </w:rPr>
-        <w:t>(2), 78–91. https://doi.org/10.5539/hes.v1n2p78</w:t>
-      </w:r>
-    </w:p>
-    <w:p>
-      <w:pPr>
-        <w:spacing w:line="360" w:lineRule="auto" w:before="0" w:after="0"/>
-        <w:ind w:left="720" w:hanging="720"/>
-        <w:jc w:val="both"/>
-      </w:pPr>
-      <w:r>
-        <w:rPr>
-          <w:rFonts w:ascii="Times New Roman" w:hAnsi="Times New Roman" w:eastAsia="Times New Roman"/>
-          <w:b w:val="0"/>
-          <w:i w:val="0"/>
-          <w:sz w:val="28"/>
-        </w:rPr>
-        <w:t xml:space="preserve">Benton, S. L., &amp; Cashin, W. E. (2011). </w:t>
-      </w:r>
-      <w:r>
-        <w:rPr>
-          <w:rFonts w:ascii="Times New Roman" w:hAnsi="Times New Roman" w:eastAsia="Times New Roman"/>
-          <w:b w:val="0"/>
-          <w:i/>
-          <w:sz w:val="28"/>
-        </w:rPr>
-        <w:t>Student ratings of teaching: A summary of research and literature</w:t>
-      </w:r>
-      <w:r>
-        <w:rPr>
-          <w:rFonts w:ascii="Times New Roman" w:hAnsi="Times New Roman" w:eastAsia="Times New Roman"/>
-          <w:b w:val="0"/>
-          <w:i w:val="0"/>
-          <w:sz w:val="28"/>
-        </w:rPr>
-        <w:t xml:space="preserve"> (IDEA Paper No. 50). The IDEA Center. https://www.ideaedu.org/idea_papers/student-ratings-of-teaching-a-summary-of-research-and-literature/</w:t>
-      </w:r>
-    </w:p>
-    <w:p>
-      <w:pPr>
-        <w:spacing w:line="360" w:lineRule="auto" w:before="0" w:after="0"/>
-        <w:ind w:left="720" w:hanging="720"/>
-        <w:jc w:val="both"/>
-      </w:pPr>
-      <w:r>
-        <w:rPr>
-          <w:rFonts w:ascii="Times New Roman" w:hAnsi="Times New Roman" w:eastAsia="Times New Roman"/>
-          <w:b w:val="0"/>
-          <w:i w:val="0"/>
-          <w:sz w:val="28"/>
-        </w:rPr>
-        <w:t xml:space="preserve">Eccles, J. S., &amp; Wigfield, A. (2002). Motivational beliefs, values, and goals. </w:t>
-      </w:r>
-      <w:r>
-        <w:rPr>
-          <w:rFonts w:ascii="Times New Roman" w:hAnsi="Times New Roman" w:eastAsia="Times New Roman"/>
-          <w:b w:val="0"/>
-          <w:i/>
-          <w:sz w:val="28"/>
-        </w:rPr>
-        <w:t>Annual Review of Psychology, 53</w:t>
-      </w:r>
-      <w:r>
-        <w:rPr>
-          <w:rFonts w:ascii="Times New Roman" w:hAnsi="Times New Roman" w:eastAsia="Times New Roman"/>
-          <w:b w:val="0"/>
-          <w:i w:val="0"/>
-          <w:sz w:val="28"/>
-        </w:rPr>
-        <w:t>, 109–132. https://doi.org/10.1146/annurev.psych.53.100901.135153</w:t>
-      </w:r>
-    </w:p>
-    <w:p>
-      <w:pPr>
-        <w:spacing w:line="360" w:lineRule="auto" w:before="0" w:after="0"/>
-        <w:ind w:left="720" w:hanging="720"/>
-        <w:jc w:val="both"/>
-      </w:pPr>
-      <w:r>
-        <w:rPr>
-          <w:rFonts w:ascii="Times New Roman" w:hAnsi="Times New Roman" w:eastAsia="Times New Roman"/>
-          <w:b w:val="0"/>
-          <w:i w:val="0"/>
-          <w:sz w:val="28"/>
-        </w:rPr>
-        <w:t xml:space="preserve">Hattie, J., &amp; Timperley, H. (2007). The power of feedback. </w:t>
-      </w:r>
-      <w:r>
-        <w:rPr>
-          <w:rFonts w:ascii="Times New Roman" w:hAnsi="Times New Roman" w:eastAsia="Times New Roman"/>
-          <w:b w:val="0"/>
-          <w:i/>
-          <w:sz w:val="28"/>
-        </w:rPr>
-        <w:t>Review of Educational Research, 77</w:t>
-      </w:r>
-      <w:r>
-        <w:rPr>
-          <w:rFonts w:ascii="Times New Roman" w:hAnsi="Times New Roman" w:eastAsia="Times New Roman"/>
-          <w:b w:val="0"/>
-          <w:i w:val="0"/>
-          <w:sz w:val="28"/>
-        </w:rPr>
-        <w:t>(1), 81–112. https://doi.org/10.3102/003465430298487</w:t>
-      </w:r>
-    </w:p>
-    <w:p>
-      <w:pPr>
-        <w:spacing w:line="360" w:lineRule="auto" w:before="0" w:after="0"/>
-        <w:ind w:left="720" w:hanging="720"/>
-        <w:jc w:val="both"/>
-      </w:pPr>
-      <w:r>
-        <w:rPr>
-          <w:rFonts w:ascii="Times New Roman" w:hAnsi="Times New Roman" w:eastAsia="Times New Roman"/>
-          <w:b w:val="0"/>
-          <w:i w:val="0"/>
-          <w:sz w:val="28"/>
-        </w:rPr>
-        <w:t xml:space="preserve">Inko-Tariah, D. C. (2013). Attitude of lecturers towards student’s evaluation of their teaching effectiveness in Nigerian universities. </w:t>
-      </w:r>
-      <w:r>
-        <w:rPr>
-          <w:rFonts w:ascii="Times New Roman" w:hAnsi="Times New Roman" w:eastAsia="Times New Roman"/>
-          <w:b w:val="0"/>
-          <w:i/>
-          <w:sz w:val="28"/>
-        </w:rPr>
-        <w:t>Journal of Education and Practice, 4</w:t>
-      </w:r>
-      <w:r>
-        <w:rPr>
-          <w:rFonts w:ascii="Times New Roman" w:hAnsi="Times New Roman" w:eastAsia="Times New Roman"/>
-          <w:b w:val="0"/>
-          <w:i w:val="0"/>
-          <w:sz w:val="28"/>
-        </w:rPr>
-        <w:t>(15), 21–27.</w:t>
-      </w:r>
-    </w:p>
-    <w:p>
-      <w:pPr>
-        <w:spacing w:line="360" w:lineRule="auto" w:before="0" w:after="0"/>
-        <w:ind w:left="720" w:hanging="720"/>
-        <w:jc w:val="both"/>
-      </w:pPr>
-      <w:r>
-        <w:rPr>
-          <w:rFonts w:ascii="Times New Roman" w:hAnsi="Times New Roman" w:eastAsia="Times New Roman"/>
-          <w:b w:val="0"/>
-          <w:i w:val="0"/>
-          <w:sz w:val="28"/>
-        </w:rPr>
-        <w:t xml:space="preserve">Kindred, J., &amp; Mohammed, S. N. (2005). “He will crush you like an academic ninja!”: Exploring teacher ratings on RateMyProfessors.com. </w:t>
-      </w:r>
-      <w:r>
-        <w:rPr>
-          <w:rFonts w:ascii="Times New Roman" w:hAnsi="Times New Roman" w:eastAsia="Times New Roman"/>
-          <w:b w:val="0"/>
-          <w:i/>
-          <w:sz w:val="28"/>
-        </w:rPr>
-        <w:t>Journal of Computer-Mediated Communication, 10</w:t>
-      </w:r>
-      <w:r>
-        <w:rPr>
-          <w:rFonts w:ascii="Times New Roman" w:hAnsi="Times New Roman" w:eastAsia="Times New Roman"/>
-          <w:b w:val="0"/>
-          <w:i w:val="0"/>
-          <w:sz w:val="28"/>
-        </w:rPr>
-        <w:t>(3), Article 9. https://doi.org/10.1111/j.1083-6101.2005.tb00257.x</w:t>
-      </w:r>
-    </w:p>
-    <w:p>
-      <w:pPr>
-        <w:spacing w:line="360" w:lineRule="auto" w:before="0" w:after="0"/>
-        <w:ind w:left="720" w:hanging="720"/>
-        <w:jc w:val="both"/>
-      </w:pPr>
-      <w:r>
-        <w:rPr>
-          <w:rFonts w:ascii="Times New Roman" w:hAnsi="Times New Roman" w:eastAsia="Times New Roman"/>
-          <w:b w:val="0"/>
-          <w:i w:val="0"/>
-          <w:sz w:val="28"/>
-        </w:rPr>
-        <w:t xml:space="preserve">Kluger, A. N., &amp; DeNisi, A. (1996). The effects of feedback interventions on performance: A historical review, a meta-analysis, and a preliminary feedback intervention theory. </w:t>
-      </w:r>
-      <w:r>
-        <w:rPr>
-          <w:rFonts w:ascii="Times New Roman" w:hAnsi="Times New Roman" w:eastAsia="Times New Roman"/>
-          <w:b w:val="0"/>
-          <w:i/>
-          <w:sz w:val="28"/>
-        </w:rPr>
-        <w:t>Psychological Bulletin, 119</w:t>
-      </w:r>
-      <w:r>
-        <w:rPr>
-          <w:rFonts w:ascii="Times New Roman" w:hAnsi="Times New Roman" w:eastAsia="Times New Roman"/>
-          <w:b w:val="0"/>
-          <w:i w:val="0"/>
-          <w:sz w:val="28"/>
-        </w:rPr>
-        <w:t>(2), 254–284. https://doi.org/10.1037/0033-2909.119.2.254</w:t>
-      </w:r>
-    </w:p>
-    <w:p>
-      <w:pPr>
-        <w:spacing w:line="360" w:lineRule="auto" w:before="0" w:after="0"/>
-        <w:ind w:left="720" w:hanging="720"/>
-        <w:jc w:val="both"/>
-      </w:pPr>
-      <w:r>
-        <w:rPr>
-          <w:rFonts w:ascii="Times New Roman" w:hAnsi="Times New Roman" w:eastAsia="Times New Roman"/>
-          <w:b w:val="0"/>
-          <w:i w:val="0"/>
-          <w:sz w:val="28"/>
-        </w:rPr>
-        <w:t xml:space="preserve">Marsh, H. W. (1982). SEEQ: A reliable, valid, and useful instrument for collecting students’ evaluations of university teaching. </w:t>
-      </w:r>
-      <w:r>
-        <w:rPr>
-          <w:rFonts w:ascii="Times New Roman" w:hAnsi="Times New Roman" w:eastAsia="Times New Roman"/>
-          <w:b w:val="0"/>
-          <w:i/>
-          <w:sz w:val="28"/>
-        </w:rPr>
-        <w:t>British Journal of Educational Psychology, 52</w:t>
-      </w:r>
-      <w:r>
-        <w:rPr>
-          <w:rFonts w:ascii="Times New Roman" w:hAnsi="Times New Roman" w:eastAsia="Times New Roman"/>
-          <w:b w:val="0"/>
-          <w:i w:val="0"/>
-          <w:sz w:val="28"/>
-        </w:rPr>
-        <w:t>(1), 77–95. https://doi.org/10.1111/j.2044-8279.1982.tb02505.x</w:t>
-      </w:r>
-    </w:p>
-    <w:p>
-      <w:pPr>
-        <w:spacing w:line="360" w:lineRule="auto" w:before="0" w:after="0"/>
-        <w:ind w:left="720" w:hanging="720"/>
-        <w:jc w:val="both"/>
-      </w:pPr>
-      <w:r>
-        <w:rPr>
-          <w:rFonts w:ascii="Times New Roman" w:hAnsi="Times New Roman" w:eastAsia="Times New Roman"/>
-          <w:b w:val="0"/>
-          <w:i w:val="0"/>
-          <w:sz w:val="28"/>
-        </w:rPr>
-        <w:t xml:space="preserve">Onihunwa, J. O., Jeje, C. A., &amp; Dada, O. S. (2020). Framework for development of a web based system for students’ appraisal on teaching performance of lecturers in Federal College of Wildlife Management, New Bussa, Niger State, Nigeria. </w:t>
-      </w:r>
-      <w:r>
-        <w:rPr>
-          <w:rFonts w:ascii="Times New Roman" w:hAnsi="Times New Roman" w:eastAsia="Times New Roman"/>
-          <w:b w:val="0"/>
-          <w:i/>
-          <w:sz w:val="28"/>
-        </w:rPr>
-        <w:t>International Journal of Computer Applications, 176</w:t>
-      </w:r>
-      <w:r>
-        <w:rPr>
-          <w:rFonts w:ascii="Times New Roman" w:hAnsi="Times New Roman" w:eastAsia="Times New Roman"/>
-          <w:b w:val="0"/>
-          <w:i w:val="0"/>
-          <w:sz w:val="28"/>
-        </w:rPr>
-        <w:t>(18), 27–33. https://doi.org/10.5120/ijca2020920020</w:t>
-      </w:r>
-    </w:p>
-    <w:p>
-      <w:pPr>
-        <w:spacing w:line="360" w:lineRule="auto" w:before="0" w:after="0"/>
-        <w:ind w:left="720" w:hanging="720"/>
-        <w:jc w:val="both"/>
-      </w:pPr>
-      <w:r>
-        <w:rPr>
-          <w:rFonts w:ascii="Times New Roman" w:hAnsi="Times New Roman" w:eastAsia="Times New Roman"/>
-          <w:b w:val="0"/>
-          <w:i w:val="0"/>
-          <w:sz w:val="28"/>
-        </w:rPr>
-        <w:t xml:space="preserve">Otto, J., Sanford, D. A., Jr., &amp; Ross, D. N. (2008). Does RateMyProfessor.com really rate my professor? </w:t>
-      </w:r>
-      <w:r>
-        <w:rPr>
-          <w:rFonts w:ascii="Times New Roman" w:hAnsi="Times New Roman" w:eastAsia="Times New Roman"/>
-          <w:b w:val="0"/>
-          <w:i/>
-          <w:sz w:val="28"/>
-        </w:rPr>
-        <w:t>Assessment &amp; Evaluation in Higher Education, 33</w:t>
-      </w:r>
-      <w:r>
-        <w:rPr>
-          <w:rFonts w:ascii="Times New Roman" w:hAnsi="Times New Roman" w:eastAsia="Times New Roman"/>
-          <w:b w:val="0"/>
-          <w:i w:val="0"/>
-          <w:sz w:val="28"/>
-        </w:rPr>
-        <w:t>(4), 355–368. https://doi.org/10.1080/02602930701293405</w:t>
-      </w:r>
-    </w:p>
-    <w:p>
-      <w:pPr>
-        <w:spacing w:line="360" w:lineRule="auto" w:before="0" w:after="0"/>
-        <w:ind w:left="720" w:hanging="720"/>
-        <w:jc w:val="both"/>
-      </w:pPr>
-      <w:r>
-        <w:rPr>
-          <w:rFonts w:ascii="Times New Roman" w:hAnsi="Times New Roman" w:eastAsia="Times New Roman"/>
-          <w:b w:val="0"/>
-          <w:i w:val="0"/>
-          <w:sz w:val="28"/>
-        </w:rPr>
-        <w:t xml:space="preserve">Pressman, R. S., &amp; Maxim, B. R. (2015). </w:t>
-      </w:r>
-      <w:r>
-        <w:rPr>
-          <w:rFonts w:ascii="Times New Roman" w:hAnsi="Times New Roman" w:eastAsia="Times New Roman"/>
-          <w:b w:val="0"/>
-          <w:i/>
-          <w:sz w:val="28"/>
-        </w:rPr>
-        <w:t>Software engineering: A practitioner’s approach</w:t>
-      </w:r>
-      <w:r>
-        <w:rPr>
-          <w:rFonts w:ascii="Times New Roman" w:hAnsi="Times New Roman" w:eastAsia="Times New Roman"/>
-          <w:b w:val="0"/>
-          <w:i w:val="0"/>
-          <w:sz w:val="28"/>
-        </w:rPr>
-        <w:t xml:space="preserve"> (8th ed.). McGraw-Hill Education.</w:t>
-      </w:r>
-    </w:p>
-    <w:p>
-      <w:pPr>
-        <w:spacing w:line="360" w:lineRule="auto" w:before="0" w:after="0"/>
-        <w:ind w:left="720" w:hanging="720"/>
-        <w:jc w:val="both"/>
-      </w:pPr>
-      <w:r>
-        <w:rPr>
-          <w:rFonts w:ascii="Times New Roman" w:hAnsi="Times New Roman" w:eastAsia="Times New Roman"/>
-          <w:b w:val="0"/>
-          <w:i w:val="0"/>
-          <w:sz w:val="28"/>
-        </w:rPr>
-        <w:t xml:space="preserve">Spooren, P., Brockx, B., &amp; Mortelmans, D. (2013). On the validity of student evaluation of teaching: The state of the art. </w:t>
-      </w:r>
-      <w:r>
-        <w:rPr>
-          <w:rFonts w:ascii="Times New Roman" w:hAnsi="Times New Roman" w:eastAsia="Times New Roman"/>
-          <w:b w:val="0"/>
-          <w:i/>
-          <w:sz w:val="28"/>
-        </w:rPr>
-        <w:t>Review of Educational Research, 83</w:t>
-      </w:r>
-      <w:r>
-        <w:rPr>
-          <w:rFonts w:ascii="Times New Roman" w:hAnsi="Times New Roman" w:eastAsia="Times New Roman"/>
-          <w:b w:val="0"/>
-          <w:i w:val="0"/>
-          <w:sz w:val="28"/>
-        </w:rPr>
-        <w:t>(4), 598–642. https://doi.org/10.3102/0034654313496870</w:t>
-      </w:r>
-    </w:p>
-    <w:p>
-      <w:pPr>
-        <w:spacing w:line="360" w:lineRule="auto" w:before="0" w:after="0"/>
-        <w:ind w:left="720" w:hanging="720"/>
-        <w:jc w:val="both"/>
-      </w:pPr>
-      <w:r>
-        <w:rPr>
-          <w:rFonts w:ascii="Times New Roman" w:hAnsi="Times New Roman" w:eastAsia="Times New Roman"/>
-          <w:b w:val="0"/>
-          <w:i w:val="0"/>
-          <w:sz w:val="28"/>
-        </w:rPr>
-        <w:t xml:space="preserve">van der Lans, R. M., van de Grift, W. J. C. M., &amp; van Veen, K. (2015). Developing a teacher evaluation instrument to provide formative feedback using student ratings of teaching acts. </w:t>
-      </w:r>
-      <w:r>
-        <w:rPr>
-          <w:rFonts w:ascii="Times New Roman" w:hAnsi="Times New Roman" w:eastAsia="Times New Roman"/>
-          <w:b w:val="0"/>
-          <w:i/>
-          <w:sz w:val="28"/>
-        </w:rPr>
-        <w:t>Educational Measurement: Issues and Practice, 34</w:t>
-      </w:r>
-      <w:r>
-        <w:rPr>
-          <w:rFonts w:ascii="Times New Roman" w:hAnsi="Times New Roman" w:eastAsia="Times New Roman"/>
-          <w:b w:val="0"/>
-          <w:i w:val="0"/>
-          <w:sz w:val="28"/>
-        </w:rPr>
-        <w:t>(3), 18–27. https://doi.org/10.1111/emip.12078</w:t>
-      </w:r>
-    </w:p>
-    <w:p>
-      <w:pPr>
-        <w:spacing w:line="360" w:lineRule="auto" w:before="0" w:after="0"/>
-        <w:ind w:left="720" w:hanging="720"/>
-        <w:jc w:val="both"/>
-      </w:pPr>
-      <w:r>
-        <w:rPr>
-          <w:rFonts w:ascii="Times New Roman" w:hAnsi="Times New Roman" w:eastAsia="Times New Roman"/>
-          <w:b w:val="0"/>
-          <w:i w:val="0"/>
-          <w:sz w:val="28"/>
-        </w:rPr>
-        <w:t xml:space="preserve">Yamane, T. (1967). </w:t>
-      </w:r>
-      <w:r>
-        <w:rPr>
-          <w:rFonts w:ascii="Times New Roman" w:hAnsi="Times New Roman" w:eastAsia="Times New Roman"/>
-          <w:b w:val="0"/>
-          <w:i/>
-          <w:sz w:val="28"/>
-        </w:rPr>
-        <w:t>Statistics: An introductory analysis</w:t>
-      </w:r>
-      <w:r>
-        <w:rPr>
-          <w:rFonts w:ascii="Times New Roman" w:hAnsi="Times New Roman" w:eastAsia="Times New Roman"/>
-          <w:b w:val="0"/>
-          <w:i w:val="0"/>
-          <w:sz w:val="28"/>
-        </w:rPr>
-        <w:t xml:space="preserve"> (2nd ed.). Harper &amp; Row.</w:t>
-      </w:r>
-    </w:p>
     <w:sectPr>
-      <w:footerReference w:type="default" r:id="rId11"/>
+      <w:footerReference w:type="default" r:id="rId9"/>
       <w:pgSz w:w="11906" w:h="16838"/>
       <w:pgMar w:top="1440" w:right="1440" w:bottom="1440" w:left="1440" w:header="720" w:footer="720" w:gutter="0"/>
       <w:cols w:space="720"/>
@@ -3145,66 +487,6 @@
 </file>
 
 <file path=word/footer1.xml><?xml version="1.0" encoding="utf-8"?>
-<w:ftr xmlns:m="http://schemas.openxmlformats.org/officeDocument/2006/math" xmlns:mc="http://schemas.openxmlformats.org/markup-compatibility/2006" xmlns:mo="http://schemas.microsoft.com/office/mac/office/2008/main" xmlns:mv="urn:schemas-microsoft-com:mac:vml" xmlns:o="urn:schemas-microsoft-com:office:office" xmlns:r="http://schemas.openxmlformats.org/officeDocument/2006/relationships" xmlns:v="urn:schemas-microsoft-com:vml" xmlns:w10="urn:schemas-microsoft-com:office:word" xmlns:w14="http://schemas.microsoft.com/office/word/2010/wordml" xmlns:w="http://schemas.openxmlformats.org/wordprocessingml/2006/main" xmlns:wne="http://schemas.microsoft.com/office/word/2006/wordml" xmlns:wp14="http://schemas.microsoft.com/office/word/2010/wordprocessingDrawing" xmlns:wp="http://schemas.openxmlformats.org/drawingml/2006/wordprocessingDrawing" xmlns:wpc="http://schemas.microsoft.com/office/word/2010/wordprocessingCanvas" xmlns:wpg="http://schemas.microsoft.com/office/word/2010/wordprocessingGroup" xmlns:wpi="http://schemas.microsoft.com/office/word/2010/wordprocessingInk" xmlns:wps="http://schemas.microsoft.com/office/word/2010/wordprocessingShape" mc:Ignorable="w14 wp14">
-  <w:p>
-    <w:pPr>
-      <w:pStyle w:val="Footer"/>
-      <w:spacing w:line="240" w:lineRule="auto" w:before="0" w:after="0"/>
-      <w:ind w:firstLine="0"/>
-      <w:jc w:val="center"/>
-    </w:pPr>
-    <w:r>
-      <w:rPr>
-        <w:rFonts w:ascii="Times New Roman" w:hAnsi="Times New Roman" w:eastAsia="Times New Roman"/>
-        <w:b w:val="0"/>
-        <w:i w:val="0"/>
-        <w:sz w:val="24"/>
-      </w:rPr>
-      <w:fldChar w:fldCharType="begin"/>
-    </w:r>
-    <w:r>
-      <w:rPr>
-        <w:rFonts w:ascii="Times New Roman" w:hAnsi="Times New Roman" w:eastAsia="Times New Roman"/>
-        <w:b w:val="0"/>
-        <w:i w:val="0"/>
-        <w:sz w:val="24"/>
-      </w:rPr>
-      <w:instrText xml:space="preserve"> PAGE </w:instrText>
-    </w:r>
-    <w:r>
-      <w:rPr>
-        <w:rFonts w:ascii="Times New Roman" w:hAnsi="Times New Roman" w:eastAsia="Times New Roman"/>
-        <w:b w:val="0"/>
-        <w:i w:val="0"/>
-        <w:sz w:val="24"/>
-      </w:rPr>
-      <w:fldChar w:fldCharType="separate"/>
-      <w:t>1</w:t>
-    </w:r>
-    <w:r>
-      <w:rPr>
-        <w:rFonts w:ascii="Times New Roman" w:hAnsi="Times New Roman" w:eastAsia="Times New Roman"/>
-        <w:b w:val="0"/>
-        <w:i w:val="0"/>
-        <w:sz w:val="24"/>
-      </w:rPr>
-      <w:fldChar w:fldCharType="end"/>
-    </w:r>
-  </w:p>
-</w:ftr>
-</file>
-
-<file path=word/footer2.xml><?xml version="1.0" encoding="utf-8"?>
-<w:ftr xmlns:m="http://schemas.openxmlformats.org/officeDocument/2006/math" xmlns:mc="http://schemas.openxmlformats.org/markup-compatibility/2006" xmlns:mo="http://schemas.microsoft.com/office/mac/office/2008/main" xmlns:mv="urn:schemas-microsoft-com:mac:vml" xmlns:o="urn:schemas-microsoft-com:office:office" xmlns:r="http://schemas.openxmlformats.org/officeDocument/2006/relationships" xmlns:v="urn:schemas-microsoft-com:vml" xmlns:w10="urn:schemas-microsoft-com:office:word" xmlns:w14="http://schemas.microsoft.com/office/word/2010/wordml" xmlns:w="http://schemas.openxmlformats.org/wordprocessingml/2006/main" xmlns:wne="http://schemas.microsoft.com/office/word/2006/wordml" xmlns:wp14="http://schemas.microsoft.com/office/word/2010/wordprocessingDrawing" xmlns:wp="http://schemas.openxmlformats.org/drawingml/2006/wordprocessingDrawing" xmlns:wpc="http://schemas.microsoft.com/office/word/2010/wordprocessingCanvas" xmlns:wpg="http://schemas.microsoft.com/office/word/2010/wordprocessingGroup" xmlns:wpi="http://schemas.microsoft.com/office/word/2010/wordprocessingInk" xmlns:wps="http://schemas.microsoft.com/office/word/2010/wordprocessingShape" mc:Ignorable="w14 wp14">
-  <w:p>
-    <w:pPr>
-      <w:pStyle w:val="Footer"/>
-    </w:pPr>
-  </w:p>
-</w:ftr>
-</file>
-
-<file path=word/footer3.xml><?xml version="1.0" encoding="utf-8"?>
 <w:ftr xmlns:m="http://schemas.openxmlformats.org/officeDocument/2006/math" xmlns:mc="http://schemas.openxmlformats.org/markup-compatibility/2006" xmlns:mo="http://schemas.microsoft.com/office/mac/office/2008/main" xmlns:mv="urn:schemas-microsoft-com:mac:vml" xmlns:o="urn:schemas-microsoft-com:office:office" xmlns:r="http://schemas.openxmlformats.org/officeDocument/2006/relationships" xmlns:v="urn:schemas-microsoft-com:vml" xmlns:w10="urn:schemas-microsoft-com:office:word" xmlns:w14="http://schemas.microsoft.com/office/word/2010/wordml" xmlns:w="http://schemas.openxmlformats.org/wordprocessingml/2006/main" xmlns:wne="http://schemas.microsoft.com/office/word/2006/wordml" xmlns:wp14="http://schemas.microsoft.com/office/word/2010/wordprocessingDrawing" xmlns:wp="http://schemas.openxmlformats.org/drawingml/2006/wordprocessingDrawing" xmlns:wpc="http://schemas.microsoft.com/office/word/2010/wordprocessingCanvas" xmlns:wpg="http://schemas.microsoft.com/office/word/2010/wordprocessingGroup" xmlns:wpi="http://schemas.microsoft.com/office/word/2010/wordprocessingInk" xmlns:wps="http://schemas.microsoft.com/office/word/2010/wordprocessingShape" mc:Ignorable="w14 wp14">
   <w:p>
     <w:pPr>
